--- a/Peace-ValariCV.docx
+++ b/Peace-ValariCV.docx
@@ -1,6 +1,6 @@
 
 <file path=word/document.xml><?xml version="1.0" encoding="utf-8"?>
-<w:document xmlns:wpc="http://schemas.microsoft.com/office/word/2010/wordprocessingCanvas" xmlns:cx="http://schemas.microsoft.com/office/drawing/2014/chartex" xmlns:cx1="http://schemas.microsoft.com/office/drawing/2015/9/8/chartex" xmlns:cx2="http://schemas.microsoft.com/office/drawing/2015/10/21/chartex" xmlns:cx3="http://schemas.microsoft.com/office/drawing/2016/5/9/chartex" xmlns:cx4="http://schemas.microsoft.com/office/drawing/2016/5/10/chartex" xmlns:cx5="http://schemas.microsoft.com/office/drawing/2016/5/11/chartex" xmlns:cx6="http://schemas.microsoft.com/office/drawing/2016/5/12/chartex" xmlns:cx7="http://schemas.microsoft.com/office/drawing/2016/5/13/chartex" xmlns:cx8="http://schemas.microsoft.com/office/drawing/2016/5/14/chartex" xmlns:mc="http://schemas.openxmlformats.org/markup-compatibility/2006" xmlns:aink="http://schemas.microsoft.com/office/drawing/2016/ink" xmlns:am3d="http://schemas.microsoft.com/office/drawing/2017/model3d" xmlns:o="urn:schemas-microsoft-com:office:office" xmlns:oel="http://schemas.microsoft.com/office/2019/extlst" xmlns:r="http://schemas.openxmlformats.org/officeDocument/2006/relationships" xmlns:m="http://schemas.openxmlformats.org/officeDocument/2006/math" xmlns:v="urn:schemas-microsoft-com:vml" xmlns:wp14="http://schemas.microsoft.com/office/word/2010/wordprocessingDrawing" xmlns:wp="http://schemas.openxmlformats.org/drawingml/2006/wordprocessingDrawing" xmlns:w10="urn:schemas-microsoft-com:office:word" xmlns:w="http://schemas.openxmlformats.org/wordprocessingml/2006/main" xmlns:w14="http://schemas.microsoft.com/office/word/2010/wordml" xmlns:w15="http://schemas.microsoft.com/office/word/2012/wordml" xmlns:w16cex="http://schemas.microsoft.com/office/word/2018/wordml/cex" xmlns:w16cid="http://schemas.microsoft.com/office/word/2016/wordml/cid" xmlns:w16="http://schemas.microsoft.com/office/word/2018/wordml" xmlns:w16sdtdh="http://schemas.microsoft.com/office/word/2020/wordml/sdtdatahash" xmlns:w16se="http://schemas.microsoft.com/office/word/2015/wordml/symex" xmlns:wpg="http://schemas.microsoft.com/office/word/2010/wordprocessingGroup" xmlns:wpi="http://schemas.microsoft.com/office/word/2010/wordprocessingInk" xmlns:wne="http://schemas.microsoft.com/office/word/2006/wordml" xmlns:wps="http://schemas.microsoft.com/office/word/2010/wordprocessingShape" mc:Ignorable="w14 w15 w16se w16cid w16 w16cex w16sdtdh wp14">
+<w:document xmlns:wpc="http://schemas.microsoft.com/office/word/2010/wordprocessingCanvas" xmlns:cx="http://schemas.microsoft.com/office/drawing/2014/chartex" xmlns:cx1="http://schemas.microsoft.com/office/drawing/2015/9/8/chartex" xmlns:cx2="http://schemas.microsoft.com/office/drawing/2015/10/21/chartex" xmlns:cx3="http://schemas.microsoft.com/office/drawing/2016/5/9/chartex" xmlns:cx4="http://schemas.microsoft.com/office/drawing/2016/5/10/chartex" xmlns:cx5="http://schemas.microsoft.com/office/drawing/2016/5/11/chartex" xmlns:cx6="http://schemas.microsoft.com/office/drawing/2016/5/12/chartex" xmlns:cx7="http://schemas.microsoft.com/office/drawing/2016/5/13/chartex" xmlns:cx8="http://schemas.microsoft.com/office/drawing/2016/5/14/chartex" xmlns:mc="http://schemas.openxmlformats.org/markup-compatibility/2006" xmlns:aink="http://schemas.microsoft.com/office/drawing/2016/ink" xmlns:am3d="http://schemas.microsoft.com/office/drawing/2017/model3d" xmlns:o="urn:schemas-microsoft-com:office:office" xmlns:oel="http://schemas.microsoft.com/office/2019/extlst" xmlns:r="http://schemas.openxmlformats.org/officeDocument/2006/relationships" xmlns:m="http://schemas.openxmlformats.org/officeDocument/2006/math" xmlns:v="urn:schemas-microsoft-com:vml" xmlns:wp14="http://schemas.microsoft.com/office/word/2010/wordprocessingDrawing" xmlns:wp="http://schemas.openxmlformats.org/drawingml/2006/wordprocessingDrawing" xmlns:w10="urn:schemas-microsoft-com:office:word" xmlns:w="http://schemas.openxmlformats.org/wordprocessingml/2006/main" xmlns:w14="http://schemas.microsoft.com/office/word/2010/wordml" xmlns:w15="http://schemas.microsoft.com/office/word/2012/wordml" xmlns:w16cex="http://schemas.microsoft.com/office/word/2018/wordml/cex" xmlns:w16cid="http://schemas.microsoft.com/office/word/2016/wordml/cid" xmlns:w16="http://schemas.microsoft.com/office/word/2018/wordml" xmlns:w16du="http://schemas.microsoft.com/office/word/2023/wordml/word16du" xmlns:w16sdtdh="http://schemas.microsoft.com/office/word/2020/wordml/sdtdatahash" xmlns:w16sdtfl="http://schemas.microsoft.com/office/word/2024/wordml/sdtformatlock" xmlns:w16se="http://schemas.microsoft.com/office/word/2015/wordml/symex" xmlns:wpg="http://schemas.microsoft.com/office/word/2010/wordprocessingGroup" xmlns:wpi="http://schemas.microsoft.com/office/word/2010/wordprocessingInk" xmlns:wne="http://schemas.microsoft.com/office/word/2006/wordml" xmlns:wps="http://schemas.microsoft.com/office/word/2010/wordprocessingShape" mc:Ignorable="w14 w15 w16se w16cid w16 w16cex w16sdtdh w16sdtfl w16du wp14">
   <w:body>
     <w:p>
       <w:pPr>
@@ -21,7 +21,16 @@
           <w:sz w:val="40"/>
           <w:szCs w:val="40"/>
         </w:rPr>
-        <w:t>PEACE EDOGUN</w:t>
+        <w:t xml:space="preserve">PEACE </w:t>
+      </w:r>
+      <w:r>
+        <w:rPr>
+          <w:rFonts w:ascii="Times New Roman" w:hAnsi="Times New Roman" w:cs="Times New Roman"/>
+          <w:color w:val="000000" w:themeColor="text1"/>
+          <w:sz w:val="40"/>
+          <w:szCs w:val="40"/>
+        </w:rPr>
+        <w:t>VALARI</w:t>
       </w:r>
     </w:p>
     <w:p>
@@ -41,7 +50,16 @@
           <w:color w:val="000000" w:themeColor="text1"/>
           <w:u w:val="none"/>
         </w:rPr>
-        <w:t xml:space="preserve">Email: </w:t>
+        <w:t>Emai</w:t>
+      </w:r>
+      <w:r>
+        <w:rPr>
+          <w:rStyle w:val="Hyperlink"/>
+          <w:rFonts w:ascii="Times New Roman" w:hAnsi="Times New Roman" w:cs="Times New Roman"/>
+          <w:color w:val="000000" w:themeColor="text1"/>
+          <w:u w:val="none"/>
+        </w:rPr>
+        <w:t xml:space="preserve">l: </w:t>
       </w:r>
       <w:hyperlink r:id="rId5" w:history="1">
         <w:r>
@@ -51,7 +69,7 @@
             <w:color w:val="000000" w:themeColor="text1"/>
             <w:u w:val="none"/>
           </w:rPr>
-          <w:t>peaceedogun@gmail.com</w:t>
+          <w:t>p.covalari@gmail.com</w:t>
         </w:r>
       </w:hyperlink>
     </w:p>
@@ -143,8 +161,6 @@
           <w:b/>
           <w:bCs/>
           <w:color w:val="000000" w:themeColor="text1"/>
-          <w:sz w:val="21"/>
-          <w:szCs w:val="21"/>
         </w:rPr>
       </w:pPr>
       <w:r>
@@ -154,7 +170,7 @@
           <w:bCs/>
           <w:color w:val="000000" w:themeColor="text1"/>
         </w:rPr>
-        <w:t xml:space="preserve">DATA ANALYST | </w:t>
+        <w:t>OPERATIONS &amp; SYSTEMS</w:t>
       </w:r>
       <w:r>
         <w:rPr>
@@ -163,7 +179,7 @@
           <w:bCs/>
           <w:color w:val="000000" w:themeColor="text1"/>
         </w:rPr>
-        <w:t>TRIPLE E DIAGNOSTICS</w:t>
+        <w:t xml:space="preserve"> ANALYST | </w:t>
       </w:r>
       <w:r>
         <w:rPr>
@@ -172,7 +188,7 @@
           <w:bCs/>
           <w:color w:val="000000" w:themeColor="text1"/>
         </w:rPr>
-        <w:tab/>
+        <w:t>TRIPLE E DIAGNOSTICS</w:t>
       </w:r>
       <w:r>
         <w:rPr>
@@ -208,7 +224,7 @@
           <w:bCs/>
           <w:color w:val="000000" w:themeColor="text1"/>
         </w:rPr>
-        <w:t xml:space="preserve">                       </w:t>
+        <w:tab/>
       </w:r>
       <w:r>
         <w:rPr>
@@ -217,7 +233,7 @@
           <w:bCs/>
           <w:color w:val="000000" w:themeColor="text1"/>
         </w:rPr>
-        <w:t>May</w:t>
+        <w:t xml:space="preserve">                       </w:t>
       </w:r>
       <w:r>
         <w:rPr>
@@ -226,7 +242,7 @@
           <w:bCs/>
           <w:color w:val="000000" w:themeColor="text1"/>
         </w:rPr>
-        <w:t xml:space="preserve"> </w:t>
+        <w:t>May</w:t>
       </w:r>
       <w:r>
         <w:rPr>
@@ -235,7 +251,7 @@
           <w:bCs/>
           <w:color w:val="000000" w:themeColor="text1"/>
         </w:rPr>
-        <w:t>20</w:t>
+        <w:t xml:space="preserve"> </w:t>
       </w:r>
       <w:r>
         <w:rPr>
@@ -244,7 +260,7 @@
           <w:bCs/>
           <w:color w:val="000000" w:themeColor="text1"/>
         </w:rPr>
-        <w:t>23</w:t>
+        <w:t>20</w:t>
       </w:r>
       <w:r>
         <w:rPr>
@@ -253,7 +269,7 @@
           <w:bCs/>
           <w:color w:val="000000" w:themeColor="text1"/>
         </w:rPr>
-        <w:t xml:space="preserve"> </w:t>
+        <w:t>23</w:t>
       </w:r>
       <w:r>
         <w:rPr>
@@ -262,7 +278,7 @@
           <w:bCs/>
           <w:color w:val="000000" w:themeColor="text1"/>
         </w:rPr>
-        <w:t>–</w:t>
+        <w:t xml:space="preserve"> </w:t>
       </w:r>
       <w:r>
         <w:rPr>
@@ -271,7 +287,7 @@
           <w:bCs/>
           <w:color w:val="000000" w:themeColor="text1"/>
         </w:rPr>
-        <w:t xml:space="preserve"> </w:t>
+        <w:t>–</w:t>
       </w:r>
       <w:r>
         <w:rPr>
@@ -280,7 +296,7 @@
           <w:bCs/>
           <w:color w:val="000000" w:themeColor="text1"/>
         </w:rPr>
-        <w:t>Feb</w:t>
+        <w:t xml:space="preserve"> </w:t>
       </w:r>
       <w:r>
         <w:rPr>
@@ -289,7 +305,7 @@
           <w:bCs/>
           <w:color w:val="000000" w:themeColor="text1"/>
         </w:rPr>
-        <w:t xml:space="preserve"> 202</w:t>
+        <w:t>Feb</w:t>
       </w:r>
       <w:r>
         <w:rPr>
@@ -298,274 +314,179 @@
           <w:bCs/>
           <w:color w:val="000000" w:themeColor="text1"/>
         </w:rPr>
+        <w:t xml:space="preserve"> 202</w:t>
+      </w:r>
+      <w:r>
+        <w:rPr>
+          <w:rFonts w:ascii="Times New Roman" w:hAnsi="Times New Roman" w:cs="Times New Roman"/>
+          <w:b/>
+          <w:bCs/>
+          <w:color w:val="000000" w:themeColor="text1"/>
+        </w:rPr>
         <w:t>5</w:t>
       </w:r>
     </w:p>
     <w:p>
       <w:pPr>
-        <w:pStyle w:val="BodyText"/>
+        <w:spacing w:line="276" w:lineRule="auto"/>
+        <w:contextualSpacing/>
+        <w:jc w:val="both"/>
+        <w:rPr>
+          <w:rFonts w:ascii="Times New Roman" w:hAnsi="Times New Roman" w:cs="Times New Roman"/>
+          <w:b/>
+          <w:bCs/>
+          <w:color w:val="000000" w:themeColor="text1"/>
+        </w:rPr>
+      </w:pPr>
+    </w:p>
+    <w:p>
+      <w:pPr>
+        <w:pStyle w:val="ListParagraph"/>
         <w:numPr>
           <w:ilvl w:val="0"/>
-          <w:numId w:val="32"/>
+          <w:numId w:val="34"/>
         </w:numPr>
-        <w:spacing w:before="45" w:line="276" w:lineRule="auto"/>
-        <w:rPr>
-          <w:color w:val="000000" w:themeColor="text1"/>
-          <w:sz w:val="24"/>
-          <w:szCs w:val="24"/>
-        </w:rPr>
-      </w:pPr>
-      <w:r>
-        <w:rPr>
-          <w:color w:val="000000" w:themeColor="text1"/>
-          <w:sz w:val="24"/>
-          <w:szCs w:val="24"/>
-        </w:rPr>
-        <w:t>Conducted data analysis on inventory, sales, and supplier transactions to improve decision-making and operational efficiency.</w:t>
+        <w:spacing w:line="276" w:lineRule="auto"/>
+        <w:contextualSpacing/>
+        <w:jc w:val="both"/>
+        <w:rPr>
+          <w:color w:val="000000" w:themeColor="text1"/>
+          <w:sz w:val="24"/>
+          <w:szCs w:val="24"/>
+        </w:rPr>
+      </w:pPr>
+      <w:r>
+        <w:rPr>
+          <w:color w:val="000000" w:themeColor="text1"/>
+          <w:sz w:val="24"/>
+          <w:szCs w:val="24"/>
+        </w:rPr>
+        <w:t>Designed and implemented a procurement reconciliation and debit note automation system that improved financial accuracy and reduced manual processing time</w:t>
       </w:r>
     </w:p>
     <w:p>
       <w:pPr>
-        <w:pStyle w:val="BodyText"/>
-        <w:spacing w:before="45" w:line="276" w:lineRule="auto"/>
-        <w:rPr>
-          <w:color w:val="000000" w:themeColor="text1"/>
-          <w:sz w:val="24"/>
-          <w:szCs w:val="24"/>
-        </w:rPr>
-      </w:pPr>
-      <w:r>
-        <w:rPr>
-          <w:color w:val="000000" w:themeColor="text1"/>
-          <w:sz w:val="24"/>
-          <w:szCs w:val="24"/>
-        </w:rPr>
-        <w:tab/>
-      </w:r>
-      <w:r>
-        <w:rPr>
-          <w:color w:val="000000" w:themeColor="text1"/>
-          <w:sz w:val="24"/>
-          <w:szCs w:val="24"/>
-        </w:rPr>
-        <w:tab/>
-      </w:r>
-      <w:r>
-        <w:rPr>
-          <w:color w:val="000000" w:themeColor="text1"/>
-          <w:sz w:val="24"/>
-          <w:szCs w:val="24"/>
-        </w:rPr>
-        <w:t>Designed and implemented a Debit Note Automation System that:</w:t>
+        <w:pStyle w:val="ListParagraph"/>
+        <w:numPr>
+          <w:ilvl w:val="0"/>
+          <w:numId w:val="34"/>
+        </w:numPr>
+        <w:spacing w:line="276" w:lineRule="auto"/>
+        <w:contextualSpacing/>
+        <w:jc w:val="both"/>
+        <w:rPr>
+          <w:color w:val="000000" w:themeColor="text1"/>
+          <w:sz w:val="24"/>
+          <w:szCs w:val="24"/>
+        </w:rPr>
+      </w:pPr>
+      <w:r>
+        <w:rPr>
+          <w:color w:val="000000" w:themeColor="text1"/>
+          <w:sz w:val="24"/>
+          <w:szCs w:val="24"/>
+        </w:rPr>
+        <w:t>Automated comparison of planned vs. invoiced supplier transactions, improving consistency in supplier billing and dispute resolution</w:t>
       </w:r>
     </w:p>
     <w:p>
       <w:pPr>
-        <w:pStyle w:val="BodyText"/>
-        <w:spacing w:before="45" w:line="276" w:lineRule="auto"/>
-        <w:rPr>
-          <w:color w:val="000000" w:themeColor="text1"/>
-          <w:sz w:val="24"/>
-          <w:szCs w:val="24"/>
-        </w:rPr>
-      </w:pPr>
-      <w:r>
-        <w:rPr>
-          <w:color w:val="000000" w:themeColor="text1"/>
-          <w:sz w:val="24"/>
-          <w:szCs w:val="24"/>
-        </w:rPr>
-        <w:tab/>
-      </w:r>
-      <w:r>
-        <w:rPr>
-          <w:color w:val="000000" w:themeColor="text1"/>
-          <w:sz w:val="24"/>
-          <w:szCs w:val="24"/>
-        </w:rPr>
-        <w:tab/>
-      </w:r>
-      <w:r>
-        <w:rPr>
-          <w:color w:val="000000" w:themeColor="text1"/>
-          <w:sz w:val="24"/>
-          <w:szCs w:val="24"/>
-        </w:rPr>
-        <w:t>Reconciled planned vs. invoiced supplier units.</w:t>
+        <w:pStyle w:val="ListParagraph"/>
+        <w:numPr>
+          <w:ilvl w:val="0"/>
+          <w:numId w:val="34"/>
+        </w:numPr>
+        <w:spacing w:line="276" w:lineRule="auto"/>
+        <w:contextualSpacing/>
+        <w:jc w:val="both"/>
+        <w:rPr>
+          <w:color w:val="000000" w:themeColor="text1"/>
+          <w:sz w:val="24"/>
+          <w:szCs w:val="24"/>
+        </w:rPr>
+      </w:pPr>
+      <w:r>
+        <w:rPr>
+          <w:color w:val="000000" w:themeColor="text1"/>
+          <w:sz w:val="24"/>
+          <w:szCs w:val="24"/>
+        </w:rPr>
+        <w:t>Generated standardized debit note workflows and automated document outputs (PDF), improving communication efficiency with suppliers</w:t>
       </w:r>
     </w:p>
     <w:p>
       <w:pPr>
-        <w:pStyle w:val="BodyText"/>
-        <w:spacing w:before="45" w:line="276" w:lineRule="auto"/>
-        <w:rPr>
-          <w:color w:val="000000" w:themeColor="text1"/>
-          <w:sz w:val="24"/>
-          <w:szCs w:val="24"/>
-        </w:rPr>
-      </w:pPr>
-      <w:r>
-        <w:rPr>
-          <w:color w:val="000000" w:themeColor="text1"/>
-          <w:sz w:val="24"/>
-          <w:szCs w:val="24"/>
-        </w:rPr>
-        <w:tab/>
-      </w:r>
-      <w:r>
-        <w:rPr>
-          <w:color w:val="000000" w:themeColor="text1"/>
-          <w:sz w:val="24"/>
-          <w:szCs w:val="24"/>
-        </w:rPr>
-        <w:tab/>
-      </w:r>
-      <w:r>
-        <w:rPr>
-          <w:color w:val="000000" w:themeColor="text1"/>
-          <w:sz w:val="24"/>
-          <w:szCs w:val="24"/>
-        </w:rPr>
-        <w:t>Calculated debit amounts accurately and consistently.</w:t>
+        <w:pStyle w:val="ListParagraph"/>
+        <w:numPr>
+          <w:ilvl w:val="0"/>
+          <w:numId w:val="34"/>
+        </w:numPr>
+        <w:spacing w:line="276" w:lineRule="auto"/>
+        <w:contextualSpacing/>
+        <w:jc w:val="both"/>
+        <w:rPr>
+          <w:color w:val="000000" w:themeColor="text1"/>
+          <w:sz w:val="24"/>
+          <w:szCs w:val="24"/>
+        </w:rPr>
+      </w:pPr>
+      <w:r>
+        <w:rPr>
+          <w:color w:val="000000" w:themeColor="text1"/>
+          <w:sz w:val="24"/>
+          <w:szCs w:val="24"/>
+        </w:rPr>
+        <w:t>Built operational dashboards tracking inventory, sales performance, and supplier discrepancies to improve decision-making and reduce stock inefficiencies</w:t>
       </w:r>
     </w:p>
     <w:p>
       <w:pPr>
-        <w:pStyle w:val="BodyText"/>
-        <w:spacing w:before="45" w:line="276" w:lineRule="auto"/>
-        <w:rPr>
-          <w:color w:val="000000" w:themeColor="text1"/>
-          <w:sz w:val="24"/>
-          <w:szCs w:val="24"/>
-        </w:rPr>
-      </w:pPr>
-      <w:r>
-        <w:rPr>
-          <w:color w:val="000000" w:themeColor="text1"/>
-          <w:sz w:val="24"/>
-          <w:szCs w:val="24"/>
-        </w:rPr>
-        <w:tab/>
-      </w:r>
-      <w:r>
-        <w:rPr>
-          <w:color w:val="000000" w:themeColor="text1"/>
-          <w:sz w:val="24"/>
-          <w:szCs w:val="24"/>
-        </w:rPr>
-        <w:tab/>
-      </w:r>
-      <w:r>
-        <w:rPr>
-          <w:color w:val="000000" w:themeColor="text1"/>
-          <w:sz w:val="24"/>
-          <w:szCs w:val="24"/>
-        </w:rPr>
-        <w:t>Generated professional PDF debit notes for printing or email distribution.</w:t>
+        <w:pStyle w:val="ListParagraph"/>
+        <w:numPr>
+          <w:ilvl w:val="0"/>
+          <w:numId w:val="34"/>
+        </w:numPr>
+        <w:spacing w:line="276" w:lineRule="auto"/>
+        <w:contextualSpacing/>
+        <w:jc w:val="both"/>
+        <w:rPr>
+          <w:color w:val="000000" w:themeColor="text1"/>
+          <w:sz w:val="24"/>
+          <w:szCs w:val="24"/>
+        </w:rPr>
+      </w:pPr>
+      <w:r>
+        <w:rPr>
+          <w:color w:val="000000" w:themeColor="text1"/>
+          <w:sz w:val="24"/>
+          <w:szCs w:val="24"/>
+        </w:rPr>
+        <w:t>Partnered with finance and procurement teams to improve data integrity, strengthen audit readiness, and support supplier negotiations</w:t>
       </w:r>
     </w:p>
     <w:p>
       <w:pPr>
-        <w:pStyle w:val="BodyText"/>
-        <w:spacing w:before="45" w:line="276" w:lineRule="auto"/>
-        <w:rPr>
-          <w:color w:val="000000" w:themeColor="text1"/>
-          <w:sz w:val="24"/>
-          <w:szCs w:val="24"/>
-        </w:rPr>
-      </w:pPr>
-      <w:r>
-        <w:rPr>
-          <w:color w:val="000000" w:themeColor="text1"/>
-          <w:sz w:val="24"/>
-          <w:szCs w:val="24"/>
-        </w:rPr>
-        <w:tab/>
-      </w:r>
-      <w:r>
-        <w:rPr>
-          <w:color w:val="000000" w:themeColor="text1"/>
-          <w:sz w:val="24"/>
-          <w:szCs w:val="24"/>
-        </w:rPr>
-        <w:tab/>
-      </w:r>
-      <w:r>
-        <w:rPr>
-          <w:color w:val="000000" w:themeColor="text1"/>
-          <w:sz w:val="24"/>
-          <w:szCs w:val="24"/>
-        </w:rPr>
-        <w:t>Reduced processing time and minimized manual errors, streamlining supplier communications.</w:t>
-      </w:r>
-    </w:p>
-    <w:p>
-      <w:pPr>
-        <w:pStyle w:val="BodyText"/>
+        <w:pStyle w:val="ListParagraph"/>
         <w:numPr>
           <w:ilvl w:val="0"/>
-          <w:numId w:val="32"/>
+          <w:numId w:val="34"/>
         </w:numPr>
-        <w:spacing w:before="45" w:line="276" w:lineRule="auto"/>
-        <w:rPr>
-          <w:color w:val="000000" w:themeColor="text1"/>
-          <w:sz w:val="24"/>
-          <w:szCs w:val="24"/>
-        </w:rPr>
-      </w:pPr>
-      <w:r>
-        <w:rPr>
-          <w:color w:val="000000" w:themeColor="text1"/>
-          <w:sz w:val="24"/>
-          <w:szCs w:val="24"/>
-        </w:rPr>
-        <w:t>Developed performance dashboards and reports to track product availability, sales patterns, and supplier discrepancies, enabling the company to respond quickly to operational bottlenecks.</w:t>
-      </w:r>
-    </w:p>
-    <w:p>
-      <w:pPr>
-        <w:pStyle w:val="BodyText"/>
-        <w:numPr>
-          <w:ilvl w:val="0"/>
-          <w:numId w:val="32"/>
-        </w:numPr>
-        <w:spacing w:before="45" w:line="276" w:lineRule="auto"/>
-        <w:rPr>
-          <w:color w:val="000000" w:themeColor="text1"/>
-          <w:sz w:val="24"/>
-          <w:szCs w:val="24"/>
-        </w:rPr>
-      </w:pPr>
-      <w:r>
-        <w:rPr>
-          <w:color w:val="000000" w:themeColor="text1"/>
-          <w:sz w:val="24"/>
-          <w:szCs w:val="24"/>
-        </w:rPr>
-        <w:t>Partnered with finance and procurement teams to validate data integrity, ensuring accurate records for auditing and supplier negotiations.</w:t>
-      </w:r>
-    </w:p>
-    <w:p>
-      <w:pPr>
-        <w:pStyle w:val="BodyText"/>
-        <w:numPr>
-          <w:ilvl w:val="0"/>
-          <w:numId w:val="32"/>
-        </w:numPr>
-        <w:spacing w:before="45" w:line="276" w:lineRule="auto"/>
-        <w:rPr>
-          <w:color w:val="000000" w:themeColor="text1"/>
-          <w:sz w:val="24"/>
-          <w:szCs w:val="24"/>
-        </w:rPr>
-      </w:pPr>
-      <w:r>
-        <w:rPr>
-          <w:color w:val="000000" w:themeColor="text1"/>
-          <w:sz w:val="24"/>
-          <w:szCs w:val="24"/>
-        </w:rPr>
-        <w:t>Improved reporting workflows by standardizing data pipelines, enhancing visibility across departments.</w:t>
+        <w:spacing w:line="276" w:lineRule="auto"/>
+        <w:contextualSpacing/>
+        <w:jc w:val="both"/>
+        <w:rPr>
+          <w:color w:val="000000" w:themeColor="text1"/>
+          <w:sz w:val="24"/>
+          <w:szCs w:val="24"/>
+        </w:rPr>
+      </w:pPr>
+      <w:r>
+        <w:rPr>
+          <w:color w:val="000000" w:themeColor="text1"/>
+          <w:sz w:val="24"/>
+          <w:szCs w:val="24"/>
+        </w:rPr>
+        <w:t>Standardized reporting processes across departments, improving operational visibility and reducing manual reporting workload</w:t>
       </w:r>
     </w:p>
     <w:p>
@@ -590,8 +511,6 @@
           <w:b/>
           <w:bCs/>
           <w:color w:val="000000" w:themeColor="text1"/>
-          <w:sz w:val="21"/>
-          <w:szCs w:val="21"/>
         </w:rPr>
       </w:pPr>
       <w:r>
@@ -601,7 +520,7 @@
           <w:bCs/>
           <w:color w:val="000000" w:themeColor="text1"/>
         </w:rPr>
-        <w:t xml:space="preserve">DATA ANALYST | </w:t>
+        <w:t xml:space="preserve">OPERATIONS &amp; REPORTING </w:t>
       </w:r>
       <w:r>
         <w:rPr>
@@ -610,7 +529,7 @@
           <w:bCs/>
           <w:color w:val="000000" w:themeColor="text1"/>
         </w:rPr>
-        <w:t>PULJET KONSULT</w:t>
+        <w:t xml:space="preserve">ANALYST | </w:t>
       </w:r>
       <w:r>
         <w:rPr>
@@ -619,7 +538,7 @@
           <w:bCs/>
           <w:color w:val="000000" w:themeColor="text1"/>
         </w:rPr>
-        <w:t xml:space="preserve"> </w:t>
+        <w:t>PULJET KONSULT</w:t>
       </w:r>
       <w:r>
         <w:rPr>
@@ -628,7 +547,7 @@
           <w:bCs/>
           <w:color w:val="000000" w:themeColor="text1"/>
         </w:rPr>
-        <w:tab/>
+        <w:t xml:space="preserve"> </w:t>
       </w:r>
       <w:r>
         <w:rPr>
@@ -656,7 +575,6 @@
           <w:color w:val="000000" w:themeColor="text1"/>
         </w:rPr>
         <w:tab/>
-        <w:t xml:space="preserve">                       </w:t>
       </w:r>
       <w:r>
         <w:rPr>
@@ -665,7 +583,8 @@
           <w:bCs/>
           <w:color w:val="000000" w:themeColor="text1"/>
         </w:rPr>
-        <w:t>Sept</w:t>
+        <w:tab/>
+        <w:t xml:space="preserve">                       Sept</w:t>
       </w:r>
       <w:r>
         <w:rPr>
@@ -724,155 +643,6 @@
     </w:p>
     <w:p>
       <w:pPr>
-        <w:pStyle w:val="BodyText"/>
-        <w:numPr>
-          <w:ilvl w:val="0"/>
-          <w:numId w:val="33"/>
-        </w:numPr>
-        <w:spacing w:before="45" w:line="276" w:lineRule="auto"/>
-        <w:rPr>
-          <w:color w:val="000000" w:themeColor="text1"/>
-          <w:sz w:val="24"/>
-          <w:szCs w:val="24"/>
-        </w:rPr>
-      </w:pPr>
-      <w:r>
-        <w:rPr>
-          <w:color w:val="000000" w:themeColor="text1"/>
-          <w:sz w:val="24"/>
-          <w:szCs w:val="24"/>
-        </w:rPr>
-        <w:t>Conducted data analysis and statistical modeling to assess the effectiveness of training programs, driving improvements in training methodologies.</w:t>
-      </w:r>
-    </w:p>
-    <w:p>
-      <w:pPr>
-        <w:pStyle w:val="BodyText"/>
-        <w:numPr>
-          <w:ilvl w:val="0"/>
-          <w:numId w:val="33"/>
-        </w:numPr>
-        <w:spacing w:before="45" w:line="276" w:lineRule="auto"/>
-        <w:rPr>
-          <w:color w:val="000000" w:themeColor="text1"/>
-          <w:sz w:val="24"/>
-          <w:szCs w:val="24"/>
-        </w:rPr>
-      </w:pPr>
-      <w:r>
-        <w:rPr>
-          <w:color w:val="000000" w:themeColor="text1"/>
-          <w:sz w:val="24"/>
-          <w:szCs w:val="24"/>
-        </w:rPr>
-        <w:t>Developed and maintained interactive dashboards in Tableau to track key performance indicators (KPIs), enabling real-time monitoring and data-driven decision-making.</w:t>
-      </w:r>
-    </w:p>
-    <w:p>
-      <w:pPr>
-        <w:pStyle w:val="BodyText"/>
-        <w:numPr>
-          <w:ilvl w:val="0"/>
-          <w:numId w:val="33"/>
-        </w:numPr>
-        <w:spacing w:before="45" w:line="276" w:lineRule="auto"/>
-        <w:rPr>
-          <w:color w:val="000000" w:themeColor="text1"/>
-          <w:sz w:val="24"/>
-          <w:szCs w:val="24"/>
-        </w:rPr>
-      </w:pPr>
-      <w:r>
-        <w:rPr>
-          <w:color w:val="000000" w:themeColor="text1"/>
-          <w:sz w:val="24"/>
-          <w:szCs w:val="24"/>
-        </w:rPr>
-        <w:t>Applied data analytics to optimize operational efficiency and resource allocation, resulting in a 15% cost reduction.</w:t>
-      </w:r>
-    </w:p>
-    <w:p>
-      <w:pPr>
-        <w:pStyle w:val="BodyText"/>
-        <w:numPr>
-          <w:ilvl w:val="0"/>
-          <w:numId w:val="33"/>
-        </w:numPr>
-        <w:spacing w:before="45" w:line="276" w:lineRule="auto"/>
-        <w:rPr>
-          <w:color w:val="000000" w:themeColor="text1"/>
-          <w:sz w:val="24"/>
-          <w:szCs w:val="24"/>
-        </w:rPr>
-      </w:pPr>
-      <w:r>
-        <w:rPr>
-          <w:color w:val="000000" w:themeColor="text1"/>
-          <w:sz w:val="24"/>
-          <w:szCs w:val="24"/>
-        </w:rPr>
-        <w:t>Analyzed market trends and client data to identify opportunities for tailored service offerings, enhancing client satisfaction and business growth.</w:t>
-      </w:r>
-    </w:p>
-    <w:p>
-      <w:pPr>
-        <w:pStyle w:val="BodyText"/>
-        <w:numPr>
-          <w:ilvl w:val="0"/>
-          <w:numId w:val="33"/>
-        </w:numPr>
-        <w:spacing w:before="45" w:line="276" w:lineRule="auto"/>
-        <w:rPr>
-          <w:color w:val="000000" w:themeColor="text1"/>
-          <w:sz w:val="24"/>
-          <w:szCs w:val="24"/>
-        </w:rPr>
-      </w:pPr>
-      <w:r>
-        <w:rPr>
-          <w:color w:val="000000" w:themeColor="text1"/>
-          <w:sz w:val="24"/>
-          <w:szCs w:val="24"/>
-        </w:rPr>
-        <w:t>Utilized predictive analytics to forecast project outcomes and support effective project planning and risk management.</w:t>
-      </w:r>
-    </w:p>
-    <w:p>
-      <w:pPr>
-        <w:pStyle w:val="BodyText"/>
-        <w:numPr>
-          <w:ilvl w:val="0"/>
-          <w:numId w:val="33"/>
-        </w:numPr>
-        <w:spacing w:before="45" w:line="276" w:lineRule="auto"/>
-        <w:rPr>
-          <w:color w:val="000000" w:themeColor="text1"/>
-          <w:sz w:val="24"/>
-          <w:szCs w:val="24"/>
-        </w:rPr>
-      </w:pPr>
-      <w:r>
-        <w:rPr>
-          <w:color w:val="000000" w:themeColor="text1"/>
-          <w:sz w:val="24"/>
-          <w:szCs w:val="24"/>
-        </w:rPr>
-        <w:t>Generated comprehensive data reports and visualizations to communicate insights and recommendations to stakeholders.</w:t>
-      </w:r>
-    </w:p>
-    <w:p>
-      <w:pPr>
-        <w:pStyle w:val="BodyText"/>
-        <w:spacing w:before="45"/>
-        <w:rPr>
-          <w:color w:val="000000" w:themeColor="text1"/>
-          <w:sz w:val="24"/>
-          <w:szCs w:val="24"/>
-        </w:rPr>
-      </w:pPr>
-    </w:p>
-    <w:p>
-      <w:pPr>
         <w:spacing w:line="276" w:lineRule="auto"/>
         <w:contextualSpacing/>
         <w:jc w:val="both"/>
@@ -881,19 +651,159 @@
           <w:b/>
           <w:bCs/>
           <w:color w:val="000000" w:themeColor="text1"/>
-          <w:sz w:val="21"/>
-          <w:szCs w:val="21"/>
-        </w:rPr>
-      </w:pPr>
-      <w:r>
+        </w:rPr>
+      </w:pPr>
+    </w:p>
+    <w:p>
+      <w:pPr>
+        <w:pStyle w:val="ListParagraph"/>
+        <w:numPr>
+          <w:ilvl w:val="0"/>
+          <w:numId w:val="35"/>
+        </w:numPr>
+        <w:spacing w:line="276" w:lineRule="auto"/>
+        <w:contextualSpacing/>
+        <w:jc w:val="both"/>
+        <w:rPr>
+          <w:color w:val="000000" w:themeColor="text1"/>
+          <w:sz w:val="24"/>
+          <w:szCs w:val="24"/>
+        </w:rPr>
+      </w:pPr>
+      <w:r>
+        <w:rPr>
+          <w:color w:val="000000" w:themeColor="text1"/>
+          <w:sz w:val="24"/>
+          <w:szCs w:val="24"/>
+        </w:rPr>
+        <w:t>Analyzed training operations data to identify inefficiencies in scheduling, participation, and resource allocation</w:t>
+      </w:r>
+    </w:p>
+    <w:p>
+      <w:pPr>
+        <w:pStyle w:val="ListParagraph"/>
+        <w:numPr>
+          <w:ilvl w:val="0"/>
+          <w:numId w:val="35"/>
+        </w:numPr>
+        <w:spacing w:line="276" w:lineRule="auto"/>
+        <w:contextualSpacing/>
+        <w:jc w:val="both"/>
+        <w:rPr>
+          <w:color w:val="000000" w:themeColor="text1"/>
+          <w:sz w:val="24"/>
+          <w:szCs w:val="24"/>
+        </w:rPr>
+      </w:pPr>
+      <w:r>
+        <w:rPr>
+          <w:color w:val="000000" w:themeColor="text1"/>
+          <w:sz w:val="24"/>
+          <w:szCs w:val="24"/>
+        </w:rPr>
+        <w:t>Developed dashboards in Tableau to track performance metrics and support operational decision-making</w:t>
+      </w:r>
+    </w:p>
+    <w:p>
+      <w:pPr>
+        <w:pStyle w:val="ListParagraph"/>
+        <w:numPr>
+          <w:ilvl w:val="0"/>
+          <w:numId w:val="35"/>
+        </w:numPr>
+        <w:spacing w:line="276" w:lineRule="auto"/>
+        <w:contextualSpacing/>
+        <w:jc w:val="both"/>
+        <w:rPr>
+          <w:color w:val="000000" w:themeColor="text1"/>
+          <w:sz w:val="24"/>
+          <w:szCs w:val="24"/>
+        </w:rPr>
+      </w:pPr>
+      <w:r>
+        <w:rPr>
+          <w:color w:val="000000" w:themeColor="text1"/>
+          <w:sz w:val="24"/>
+          <w:szCs w:val="24"/>
+        </w:rPr>
+        <w:t>Improved resource planning processes, contributing to measurable cost reduction through optimized training utilization</w:t>
+      </w:r>
+    </w:p>
+    <w:p>
+      <w:pPr>
+        <w:pStyle w:val="ListParagraph"/>
+        <w:numPr>
+          <w:ilvl w:val="0"/>
+          <w:numId w:val="35"/>
+        </w:numPr>
+        <w:spacing w:line="276" w:lineRule="auto"/>
+        <w:contextualSpacing/>
+        <w:jc w:val="both"/>
+        <w:rPr>
+          <w:color w:val="000000" w:themeColor="text1"/>
+          <w:sz w:val="24"/>
+          <w:szCs w:val="24"/>
+        </w:rPr>
+      </w:pPr>
+      <w:r>
+        <w:rPr>
+          <w:color w:val="000000" w:themeColor="text1"/>
+          <w:sz w:val="24"/>
+          <w:szCs w:val="24"/>
+        </w:rPr>
+        <w:t>Delivered insights on client and program performance to support service improvements and operational planning</w:t>
+      </w:r>
+    </w:p>
+    <w:p>
+      <w:pPr>
+        <w:pStyle w:val="ListParagraph"/>
+        <w:numPr>
+          <w:ilvl w:val="0"/>
+          <w:numId w:val="35"/>
+        </w:numPr>
+        <w:spacing w:line="276" w:lineRule="auto"/>
+        <w:contextualSpacing/>
+        <w:jc w:val="both"/>
+        <w:rPr>
+          <w:color w:val="000000" w:themeColor="text1"/>
+          <w:sz w:val="24"/>
+          <w:szCs w:val="24"/>
+        </w:rPr>
+      </w:pPr>
+      <w:r>
+        <w:rPr>
+          <w:color w:val="000000" w:themeColor="text1"/>
+          <w:sz w:val="24"/>
+          <w:szCs w:val="24"/>
+        </w:rPr>
+        <w:t>Supported forecasting of training outcomes to improve planning and reduce operational risk</w:t>
+      </w:r>
+    </w:p>
+    <w:p>
+      <w:pPr>
+        <w:pStyle w:val="BodyText"/>
+        <w:spacing w:before="45"/>
+        <w:rPr>
+          <w:color w:val="000000" w:themeColor="text1"/>
+          <w:sz w:val="24"/>
+          <w:szCs w:val="24"/>
+        </w:rPr>
+      </w:pPr>
+    </w:p>
+    <w:p>
+      <w:pPr>
+        <w:spacing w:line="276" w:lineRule="auto"/>
+        <w:contextualSpacing/>
+        <w:jc w:val="both"/>
         <w:rPr>
           <w:rFonts w:ascii="Times New Roman" w:hAnsi="Times New Roman" w:cs="Times New Roman"/>
           <w:b/>
           <w:bCs/>
           <w:color w:val="000000" w:themeColor="text1"/>
-        </w:rPr>
-        <w:t xml:space="preserve">DATA ANALYST | ALL SEASONS ZENITH </w:t>
-      </w:r>
+          <w:sz w:val="21"/>
+          <w:szCs w:val="21"/>
+        </w:rPr>
+      </w:pPr>
       <w:r>
         <w:rPr>
           <w:rFonts w:ascii="Times New Roman" w:hAnsi="Times New Roman" w:cs="Times New Roman"/>
@@ -901,7 +811,7 @@
           <w:bCs/>
           <w:color w:val="000000" w:themeColor="text1"/>
         </w:rPr>
-        <w:tab/>
+        <w:t xml:space="preserve">DATA ANALYST | ALL SEASONS ZENITH </w:t>
       </w:r>
       <w:r>
         <w:rPr>
@@ -929,7 +839,6 @@
           <w:color w:val="000000" w:themeColor="text1"/>
         </w:rPr>
         <w:tab/>
-        <w:t xml:space="preserve">                       </w:t>
       </w:r>
       <w:r>
         <w:rPr>
@@ -938,7 +847,8 @@
           <w:bCs/>
           <w:color w:val="000000" w:themeColor="text1"/>
         </w:rPr>
-        <w:t>Nov 2017 – Ma</w:t>
+        <w:tab/>
+        <w:t xml:space="preserve">                       </w:t>
       </w:r>
       <w:r>
         <w:rPr>
@@ -947,7 +857,7 @@
           <w:bCs/>
           <w:color w:val="000000" w:themeColor="text1"/>
         </w:rPr>
-        <w:t>y</w:t>
+        <w:t>Nov 2017 – Ma</w:t>
       </w:r>
       <w:r>
         <w:rPr>
@@ -956,7 +866,7 @@
           <w:bCs/>
           <w:color w:val="000000" w:themeColor="text1"/>
         </w:rPr>
-        <w:t xml:space="preserve"> 202</w:t>
+        <w:t>y</w:t>
       </w:r>
       <w:r>
         <w:rPr>
@@ -965,168 +875,132 @@
           <w:bCs/>
           <w:color w:val="000000" w:themeColor="text1"/>
         </w:rPr>
+        <w:t xml:space="preserve"> 202</w:t>
+      </w:r>
+      <w:r>
+        <w:rPr>
+          <w:rFonts w:ascii="Times New Roman" w:hAnsi="Times New Roman" w:cs="Times New Roman"/>
+          <w:b/>
+          <w:bCs/>
+          <w:color w:val="000000" w:themeColor="text1"/>
+        </w:rPr>
         <w:t>2</w:t>
       </w:r>
     </w:p>
     <w:p>
       <w:pPr>
-        <w:pStyle w:val="BodyText"/>
+        <w:spacing w:line="360" w:lineRule="auto"/>
+        <w:rPr>
+          <w:rFonts w:ascii="Times New Roman" w:hAnsi="Times New Roman" w:cs="Times New Roman"/>
+          <w:sz w:val="28"/>
+          <w:szCs w:val="28"/>
+        </w:rPr>
+      </w:pPr>
+    </w:p>
+    <w:p>
+      <w:pPr>
+        <w:pStyle w:val="ListParagraph"/>
         <w:numPr>
           <w:ilvl w:val="0"/>
-          <w:numId w:val="30"/>
+          <w:numId w:val="36"/>
         </w:numPr>
-        <w:spacing w:before="45" w:line="276" w:lineRule="auto"/>
-        <w:rPr>
-          <w:color w:val="000000" w:themeColor="text1"/>
-          <w:sz w:val="24"/>
-          <w:szCs w:val="24"/>
-        </w:rPr>
-      </w:pPr>
-      <w:r>
-        <w:rPr>
-          <w:color w:val="000000" w:themeColor="text1"/>
-          <w:sz w:val="24"/>
-          <w:szCs w:val="24"/>
-        </w:rPr>
-        <w:t>Conducted in-depth competitive analysis on brands and products, delivering strategic insights into market positioning and consumer behavior for informed decision-making.</w:t>
+        <w:spacing w:line="276" w:lineRule="auto"/>
+        <w:rPr>
+          <w:sz w:val="24"/>
+          <w:szCs w:val="24"/>
+        </w:rPr>
+      </w:pPr>
+      <w:r>
+        <w:rPr>
+          <w:sz w:val="24"/>
+          <w:szCs w:val="24"/>
+        </w:rPr>
+        <w:t>Conducted performance and market analysis to support operational decision-making across client campaigns</w:t>
       </w:r>
     </w:p>
     <w:p>
       <w:pPr>
-        <w:pStyle w:val="BodyText"/>
+        <w:pStyle w:val="ListParagraph"/>
         <w:numPr>
           <w:ilvl w:val="0"/>
-          <w:numId w:val="30"/>
+          <w:numId w:val="36"/>
         </w:numPr>
-        <w:spacing w:before="45" w:line="276" w:lineRule="auto"/>
-        <w:rPr>
-          <w:color w:val="000000" w:themeColor="text1"/>
-          <w:sz w:val="24"/>
-          <w:szCs w:val="24"/>
-        </w:rPr>
-      </w:pPr>
-      <w:r>
-        <w:rPr>
-          <w:color w:val="000000" w:themeColor="text1"/>
-          <w:sz w:val="24"/>
-          <w:szCs w:val="24"/>
-        </w:rPr>
-        <w:t>Analyzed consumer spending habits and market trends to develop data-driven strategies, optimizing resource allocation and enhancing operational efficiencies.</w:t>
+        <w:spacing w:line="276" w:lineRule="auto"/>
+        <w:rPr>
+          <w:sz w:val="24"/>
+          <w:szCs w:val="24"/>
+        </w:rPr>
+      </w:pPr>
+      <w:r>
+        <w:rPr>
+          <w:sz w:val="24"/>
+          <w:szCs w:val="24"/>
+        </w:rPr>
+        <w:t>Analyzed consumer behavior and engagement trends to improve targeting efficiency and resource allocation</w:t>
       </w:r>
     </w:p>
     <w:p>
       <w:pPr>
-        <w:pStyle w:val="BodyText"/>
+        <w:pStyle w:val="ListParagraph"/>
         <w:numPr>
           <w:ilvl w:val="0"/>
-          <w:numId w:val="30"/>
+          <w:numId w:val="36"/>
         </w:numPr>
-        <w:spacing w:before="45" w:line="276" w:lineRule="auto"/>
-        <w:rPr>
-          <w:color w:val="000000" w:themeColor="text1"/>
-          <w:sz w:val="24"/>
-          <w:szCs w:val="24"/>
-        </w:rPr>
-      </w:pPr>
-      <w:r>
-        <w:rPr>
-          <w:color w:val="000000" w:themeColor="text1"/>
-          <w:sz w:val="24"/>
-          <w:szCs w:val="24"/>
-        </w:rPr>
-        <w:t>Created and managed reporting dashboards that visualized key metrics on market dynamics and competitive performance, aiding cross-functional teams in strategic planning.</w:t>
+        <w:spacing w:line="276" w:lineRule="auto"/>
+        <w:rPr>
+          <w:sz w:val="24"/>
+          <w:szCs w:val="24"/>
+        </w:rPr>
+      </w:pPr>
+      <w:r>
+        <w:rPr>
+          <w:sz w:val="24"/>
+          <w:szCs w:val="24"/>
+        </w:rPr>
+        <w:t>Built reporting dashboards to visualize operational and performance metrics for cross-functional teams</w:t>
       </w:r>
     </w:p>
     <w:p>
       <w:pPr>
-        <w:pStyle w:val="BodyText"/>
+        <w:pStyle w:val="ListParagraph"/>
         <w:numPr>
           <w:ilvl w:val="0"/>
-          <w:numId w:val="30"/>
+          <w:numId w:val="36"/>
         </w:numPr>
-        <w:spacing w:before="45" w:line="276" w:lineRule="auto"/>
-        <w:rPr>
-          <w:color w:val="000000" w:themeColor="text1"/>
-          <w:sz w:val="24"/>
-          <w:szCs w:val="24"/>
-        </w:rPr>
-      </w:pPr>
-      <w:r>
-        <w:rPr>
-          <w:color w:val="000000" w:themeColor="text1"/>
-          <w:sz w:val="24"/>
-          <w:szCs w:val="24"/>
-        </w:rPr>
-        <w:t xml:space="preserve">Maintained data integrity by ensuring accuracy and consistency, and ensured compliance with company </w:t>
-      </w:r>
-      <w:r>
-        <w:rPr>
-          <w:color w:val="000000" w:themeColor="text1"/>
-          <w:sz w:val="24"/>
-          <w:szCs w:val="24"/>
-        </w:rPr>
-        <w:lastRenderedPageBreak/>
-        <w:t>policies and industry regulations.</w:t>
+        <w:spacing w:line="276" w:lineRule="auto"/>
+        <w:rPr>
+          <w:sz w:val="24"/>
+          <w:szCs w:val="24"/>
+        </w:rPr>
+      </w:pPr>
+      <w:r>
+        <w:rPr>
+          <w:sz w:val="24"/>
+          <w:szCs w:val="24"/>
+        </w:rPr>
+        <w:t>Improved data quality and reporting consistency through standardization of data handling processes</w:t>
       </w:r>
     </w:p>
     <w:p>
       <w:pPr>
-        <w:pStyle w:val="BodyText"/>
+        <w:pStyle w:val="ListParagraph"/>
         <w:numPr>
           <w:ilvl w:val="0"/>
-          <w:numId w:val="30"/>
+          <w:numId w:val="36"/>
         </w:numPr>
-        <w:spacing w:before="45" w:line="276" w:lineRule="auto"/>
-        <w:rPr>
-          <w:color w:val="000000" w:themeColor="text1"/>
-          <w:sz w:val="24"/>
-          <w:szCs w:val="24"/>
-        </w:rPr>
-      </w:pPr>
-      <w:r>
-        <w:rPr>
-          <w:color w:val="000000" w:themeColor="text1"/>
-          <w:sz w:val="24"/>
-          <w:szCs w:val="24"/>
-        </w:rPr>
-        <w:t>Assisted in developing and standardizing data management policies and procedures to enhance the reliability and effectiveness of data analytics.</w:t>
-      </w:r>
-    </w:p>
-    <w:p>
-      <w:pPr>
-        <w:pStyle w:val="BodyText"/>
-        <w:numPr>
-          <w:ilvl w:val="0"/>
-          <w:numId w:val="30"/>
-        </w:numPr>
-        <w:spacing w:before="45" w:line="276" w:lineRule="auto"/>
-        <w:rPr>
-          <w:color w:val="000000" w:themeColor="text1"/>
-          <w:sz w:val="24"/>
-          <w:szCs w:val="24"/>
-        </w:rPr>
-      </w:pPr>
-      <w:r>
-        <w:rPr>
-          <w:color w:val="000000" w:themeColor="text1"/>
-          <w:sz w:val="24"/>
-          <w:szCs w:val="24"/>
-        </w:rPr>
-        <w:t>Coordinated the analysis of vendor contracts for data services, ensuring they met organizational standards and supported accurate, data-driven insights.</w:t>
-      </w:r>
-    </w:p>
-    <w:p>
-      <w:pPr>
         <w:spacing w:line="276" w:lineRule="auto"/>
-      </w:pPr>
-    </w:p>
-    <w:p>
-      <w:pPr>
-        <w:rPr>
-          <w:sz w:val="20"/>
-          <w:szCs w:val="20"/>
-        </w:rPr>
-      </w:pPr>
+        <w:rPr>
+          <w:sz w:val="24"/>
+          <w:szCs w:val="24"/>
+        </w:rPr>
+      </w:pPr>
+      <w:r>
+        <w:rPr>
+          <w:sz w:val="24"/>
+          <w:szCs w:val="24"/>
+        </w:rPr>
+        <w:t>Supported operational governance by ensuring accuracy and reliability of business data used for decision-making</w:t>
+      </w:r>
     </w:p>
     <w:p>
       <w:pPr>
@@ -1144,7 +1018,15 @@
           <w:szCs w:val="32"/>
         </w:rPr>
       </w:pPr>
-      <w:r>
+    </w:p>
+    <w:p>
+      <w:pPr>
+        <w:pStyle w:val="NormalWeb"/>
+        <w:pBdr>
+          <w:bottom w:val="single" w:sz="4" w:space="0" w:color="auto"/>
+        </w:pBdr>
+        <w:spacing w:before="0" w:beforeAutospacing="0" w:after="0" w:afterAutospacing="0"/>
+        <w:jc w:val="both"/>
         <w:rPr>
           <w:b/>
           <w:bCs/>
@@ -1152,6 +1034,15 @@
           <w:sz w:val="32"/>
           <w:szCs w:val="32"/>
         </w:rPr>
+      </w:pPr>
+      <w:r>
+        <w:rPr>
+          <w:b/>
+          <w:bCs/>
+          <w:color w:val="000000" w:themeColor="text1"/>
+          <w:sz w:val="32"/>
+          <w:szCs w:val="32"/>
+        </w:rPr>
         <w:t>SKILLS</w:t>
       </w:r>
     </w:p>
@@ -1166,344 +1057,6 @@
           <w:szCs w:val="16"/>
         </w:rPr>
       </w:pPr>
-    </w:p>
-    <w:p>
-      <w:pPr>
-        <w:spacing w:line="276" w:lineRule="auto"/>
-        <w:contextualSpacing/>
-        <w:rPr>
-          <w:rFonts w:ascii="Times New Roman" w:hAnsi="Times New Roman" w:cs="Times New Roman"/>
-          <w:b/>
-          <w:bCs/>
-        </w:rPr>
-      </w:pPr>
-      <w:r>
-        <w:rPr>
-          <w:rFonts w:ascii="Times New Roman" w:hAnsi="Times New Roman" w:cs="Times New Roman"/>
-          <w:b/>
-          <w:bCs/>
-        </w:rPr>
-        <w:t>Data Analysis and Visualization:</w:t>
-      </w:r>
-    </w:p>
-    <w:p>
-      <w:pPr>
-        <w:spacing w:line="276" w:lineRule="auto"/>
-        <w:contextualSpacing/>
-        <w:rPr>
-          <w:rFonts w:ascii="Times New Roman" w:hAnsi="Times New Roman" w:cs="Times New Roman"/>
-          <w:sz w:val="2"/>
-          <w:szCs w:val="2"/>
-        </w:rPr>
-      </w:pPr>
-    </w:p>
-    <w:p>
-      <w:pPr>
-        <w:spacing w:line="276" w:lineRule="auto"/>
-        <w:contextualSpacing/>
-        <w:rPr>
-          <w:rFonts w:ascii="Times New Roman" w:hAnsi="Times New Roman" w:cs="Times New Roman"/>
-          <w:sz w:val="28"/>
-          <w:szCs w:val="28"/>
-        </w:rPr>
-      </w:pPr>
-    </w:p>
-    <w:p>
-      <w:pPr>
-        <w:pStyle w:val="ListParagraph"/>
-        <w:numPr>
-          <w:ilvl w:val="0"/>
-          <w:numId w:val="29"/>
-        </w:numPr>
-        <w:spacing w:line="276" w:lineRule="auto"/>
-        <w:contextualSpacing/>
-        <w:rPr>
-          <w:sz w:val="24"/>
-          <w:szCs w:val="24"/>
-        </w:rPr>
-      </w:pPr>
-      <w:r>
-        <w:rPr>
-          <w:sz w:val="24"/>
-          <w:szCs w:val="24"/>
-        </w:rPr>
-        <w:t>Proficient in collecting and analyzing data to identify trends, patterns</w:t>
-      </w:r>
-      <w:r>
-        <w:rPr>
-          <w:sz w:val="24"/>
-          <w:szCs w:val="24"/>
-        </w:rPr>
-        <w:t xml:space="preserve">, </w:t>
-      </w:r>
-      <w:r>
-        <w:rPr>
-          <w:sz w:val="24"/>
-          <w:szCs w:val="24"/>
-        </w:rPr>
-        <w:t>insights</w:t>
-      </w:r>
-      <w:r>
-        <w:rPr>
-          <w:sz w:val="24"/>
-          <w:szCs w:val="24"/>
-        </w:rPr>
-        <w:t xml:space="preserve"> and familiarity with ETL processes</w:t>
-      </w:r>
-      <w:r>
-        <w:rPr>
-          <w:sz w:val="24"/>
-          <w:szCs w:val="24"/>
-        </w:rPr>
-        <w:t>.</w:t>
-      </w:r>
-    </w:p>
-    <w:p>
-      <w:pPr>
-        <w:pStyle w:val="ListParagraph"/>
-        <w:numPr>
-          <w:ilvl w:val="0"/>
-          <w:numId w:val="29"/>
-        </w:numPr>
-        <w:spacing w:line="276" w:lineRule="auto"/>
-        <w:contextualSpacing/>
-        <w:rPr>
-          <w:sz w:val="24"/>
-          <w:szCs w:val="24"/>
-        </w:rPr>
-      </w:pPr>
-      <w:r>
-        <w:rPr>
-          <w:sz w:val="24"/>
-          <w:szCs w:val="24"/>
-        </w:rPr>
-        <w:t>Experienced in developing interactive dashboards and reports using Power BI and Tableau.</w:t>
-      </w:r>
-    </w:p>
-    <w:p>
-      <w:pPr>
-        <w:pStyle w:val="ListParagraph"/>
-        <w:numPr>
-          <w:ilvl w:val="0"/>
-          <w:numId w:val="29"/>
-        </w:numPr>
-        <w:spacing w:line="276" w:lineRule="auto"/>
-        <w:contextualSpacing/>
-        <w:rPr>
-          <w:sz w:val="24"/>
-          <w:szCs w:val="24"/>
-        </w:rPr>
-      </w:pPr>
-      <w:r>
-        <w:rPr>
-          <w:sz w:val="24"/>
-          <w:szCs w:val="24"/>
-        </w:rPr>
-        <w:t>Skilled in utilizing Python (Pandas, NumPy, SciPy, Matplotlib) for data analysis and visualization.</w:t>
-      </w:r>
-    </w:p>
-    <w:p>
-      <w:pPr>
-        <w:pStyle w:val="ListParagraph"/>
-        <w:numPr>
-          <w:ilvl w:val="0"/>
-          <w:numId w:val="29"/>
-        </w:numPr>
-        <w:spacing w:line="276" w:lineRule="auto"/>
-        <w:contextualSpacing/>
-        <w:rPr>
-          <w:sz w:val="24"/>
-          <w:szCs w:val="24"/>
-        </w:rPr>
-      </w:pPr>
-      <w:r>
-        <w:rPr>
-          <w:sz w:val="24"/>
-          <w:szCs w:val="24"/>
-        </w:rPr>
-        <w:t>Advanced Excel skills, including VLOOKUP, Conditional Formatting, and Pivot Tables.</w:t>
-      </w:r>
-    </w:p>
-    <w:p>
-      <w:pPr>
-        <w:pStyle w:val="ListParagraph"/>
-        <w:numPr>
-          <w:ilvl w:val="0"/>
-          <w:numId w:val="29"/>
-        </w:numPr>
-        <w:spacing w:line="276" w:lineRule="auto"/>
-        <w:contextualSpacing/>
-        <w:rPr>
-          <w:sz w:val="24"/>
-          <w:szCs w:val="24"/>
-        </w:rPr>
-      </w:pPr>
-      <w:r>
-        <w:rPr>
-          <w:sz w:val="24"/>
-          <w:szCs w:val="24"/>
-        </w:rPr>
-        <w:t xml:space="preserve">Proficient in writing complex SQL queries for data extraction and </w:t>
-      </w:r>
-      <w:r>
-        <w:rPr>
-          <w:sz w:val="24"/>
-          <w:szCs w:val="24"/>
-        </w:rPr>
-        <w:t>manipulation</w:t>
-      </w:r>
-      <w:r>
-        <w:rPr>
-          <w:sz w:val="24"/>
-          <w:szCs w:val="24"/>
-        </w:rPr>
-        <w:t xml:space="preserve"> (</w:t>
-      </w:r>
-      <w:r>
-        <w:rPr>
-          <w:sz w:val="24"/>
-          <w:szCs w:val="24"/>
-        </w:rPr>
-        <w:t>SQL Server, MySQL).</w:t>
-      </w:r>
-    </w:p>
-    <w:p>
-      <w:pPr>
-        <w:pStyle w:val="ListParagraph"/>
-        <w:numPr>
-          <w:ilvl w:val="0"/>
-          <w:numId w:val="29"/>
-        </w:numPr>
-        <w:spacing w:line="276" w:lineRule="auto"/>
-        <w:contextualSpacing/>
-        <w:rPr>
-          <w:sz w:val="24"/>
-          <w:szCs w:val="24"/>
-        </w:rPr>
-      </w:pPr>
-      <w:r>
-        <w:rPr>
-          <w:sz w:val="24"/>
-          <w:szCs w:val="24"/>
-        </w:rPr>
-        <w:t>P</w:t>
-      </w:r>
-      <w:r>
-        <w:rPr>
-          <w:sz w:val="24"/>
-          <w:szCs w:val="24"/>
-        </w:rPr>
-        <w:t>roficiency in programming languages such as Python and experience with AI/ML frameworks (TensorFlow).</w:t>
-      </w:r>
-    </w:p>
-    <w:p>
-      <w:pPr>
-        <w:pStyle w:val="ListParagraph"/>
-        <w:numPr>
-          <w:ilvl w:val="0"/>
-          <w:numId w:val="29"/>
-        </w:numPr>
-        <w:spacing w:line="276" w:lineRule="auto"/>
-        <w:contextualSpacing/>
-        <w:rPr>
-          <w:b/>
-          <w:bCs/>
-          <w:sz w:val="24"/>
-          <w:szCs w:val="24"/>
-        </w:rPr>
-      </w:pPr>
-      <w:r>
-        <w:rPr>
-          <w:sz w:val="24"/>
-          <w:szCs w:val="24"/>
-        </w:rPr>
-        <w:t>Experience with data visualization tools (e.g., Tableau).</w:t>
-      </w:r>
-    </w:p>
-    <w:p>
-      <w:pPr>
-        <w:spacing w:line="276" w:lineRule="auto"/>
-        <w:contextualSpacing/>
-        <w:rPr>
-          <w:rFonts w:ascii="Times New Roman" w:hAnsi="Times New Roman" w:cs="Times New Roman"/>
-          <w:b/>
-          <w:bCs/>
-        </w:rPr>
-      </w:pPr>
-    </w:p>
-    <w:p>
-      <w:pPr>
-        <w:spacing w:line="276" w:lineRule="auto"/>
-        <w:contextualSpacing/>
-        <w:rPr>
-          <w:rFonts w:ascii="Times New Roman" w:hAnsi="Times New Roman" w:cs="Times New Roman"/>
-          <w:b/>
-          <w:bCs/>
-        </w:rPr>
-      </w:pPr>
-      <w:r>
-        <w:rPr>
-          <w:rFonts w:ascii="Times New Roman" w:hAnsi="Times New Roman" w:cs="Times New Roman"/>
-          <w:b/>
-          <w:bCs/>
-        </w:rPr>
-        <w:t>Statistical Analysis and Data Modeling:</w:t>
-      </w:r>
-    </w:p>
-    <w:p>
-      <w:pPr>
-        <w:spacing w:line="276" w:lineRule="auto"/>
-        <w:contextualSpacing/>
-        <w:rPr>
-          <w:rFonts w:ascii="Times New Roman" w:hAnsi="Times New Roman" w:cs="Times New Roman"/>
-          <w:sz w:val="4"/>
-          <w:szCs w:val="4"/>
-        </w:rPr>
-      </w:pPr>
-    </w:p>
-    <w:p>
-      <w:pPr>
-        <w:pStyle w:val="ListParagraph"/>
-        <w:numPr>
-          <w:ilvl w:val="0"/>
-          <w:numId w:val="26"/>
-        </w:numPr>
-        <w:spacing w:line="276" w:lineRule="auto"/>
-        <w:contextualSpacing/>
-        <w:rPr>
-          <w:sz w:val="24"/>
-          <w:szCs w:val="24"/>
-        </w:rPr>
-      </w:pPr>
-      <w:r>
-        <w:rPr>
-          <w:sz w:val="24"/>
-          <w:szCs w:val="24"/>
-        </w:rPr>
-        <w:t>Skilled in performing data cleaning, transformation, and validation to ensure data accuracy.</w:t>
-      </w:r>
-    </w:p>
-    <w:p>
-      <w:pPr>
-        <w:pStyle w:val="ListParagraph"/>
-        <w:numPr>
-          <w:ilvl w:val="0"/>
-          <w:numId w:val="26"/>
-        </w:numPr>
-        <w:spacing w:line="276" w:lineRule="auto"/>
-        <w:contextualSpacing/>
-        <w:rPr>
-          <w:sz w:val="24"/>
-          <w:szCs w:val="24"/>
-        </w:rPr>
-      </w:pPr>
-      <w:r>
-        <w:rPr>
-          <w:sz w:val="24"/>
-          <w:szCs w:val="24"/>
-        </w:rPr>
-        <w:t>Developed data models and performed statistical analysis to support business strategies.</w:t>
-      </w:r>
     </w:p>
     <w:p>
       <w:pPr>
@@ -1519,42 +1072,40 @@
     </w:p>
     <w:p>
       <w:pPr>
+        <w:pStyle w:val="ListParagraph"/>
         <w:spacing w:line="276" w:lineRule="auto"/>
+        <w:ind w:left="720"/>
         <w:contextualSpacing/>
         <w:rPr>
-          <w:rFonts w:ascii="Times New Roman" w:hAnsi="Times New Roman" w:cs="Times New Roman"/>
-          <w:b/>
-          <w:bCs/>
-        </w:rPr>
-      </w:pPr>
-      <w:r>
-        <w:rPr>
-          <w:rFonts w:ascii="Times New Roman" w:hAnsi="Times New Roman" w:cs="Times New Roman"/>
-          <w:b/>
-          <w:bCs/>
-        </w:rPr>
-        <w:t>Collaboration and Communication:</w:t>
+          <w:sz w:val="24"/>
+          <w:szCs w:val="24"/>
+        </w:rPr>
+      </w:pPr>
+      <w:r>
+        <w:rPr>
+          <w:sz w:val="24"/>
+          <w:szCs w:val="24"/>
+        </w:rPr>
+        <w:t>Data Analysis &amp; Reporting</w:t>
       </w:r>
     </w:p>
     <w:p>
       <w:pPr>
+        <w:pStyle w:val="ListParagraph"/>
         <w:spacing w:line="276" w:lineRule="auto"/>
+        <w:ind w:left="720"/>
         <w:contextualSpacing/>
         <w:rPr>
-          <w:rFonts w:ascii="Times New Roman" w:hAnsi="Times New Roman" w:cs="Times New Roman"/>
-          <w:sz w:val="4"/>
-          <w:szCs w:val="4"/>
+          <w:sz w:val="24"/>
+          <w:szCs w:val="24"/>
         </w:rPr>
       </w:pPr>
     </w:p>
     <w:p>
       <w:pPr>
         <w:pStyle w:val="ListParagraph"/>
-        <w:numPr>
-          <w:ilvl w:val="0"/>
-          <w:numId w:val="27"/>
-        </w:numPr>
         <w:spacing w:line="276" w:lineRule="auto"/>
+        <w:ind w:left="720"/>
         <w:contextualSpacing/>
         <w:rPr>
           <w:sz w:val="24"/>
@@ -1566,39 +1117,33 @@
           <w:sz w:val="24"/>
           <w:szCs w:val="24"/>
         </w:rPr>
-        <w:t>Collaborated with cross-functional teams to understand data requirements and deliver actionable insights.</w:t>
+        <w:t>• Data analysis for trends, patterns, and business insights</w:t>
       </w:r>
     </w:p>
     <w:p>
       <w:pPr>
         <w:pStyle w:val="ListParagraph"/>
-        <w:numPr>
-          <w:ilvl w:val="0"/>
-          <w:numId w:val="27"/>
-        </w:numPr>
         <w:spacing w:line="276" w:lineRule="auto"/>
+        <w:ind w:left="720"/>
         <w:contextualSpacing/>
         <w:rPr>
-          <w:sz w:val="28"/>
-          <w:szCs w:val="28"/>
-        </w:rPr>
-      </w:pPr>
-      <w:r>
-        <w:rPr>
-          <w:sz w:val="24"/>
-          <w:szCs w:val="24"/>
-        </w:rPr>
-        <w:t>Familiarity with collaboration tools (GitHub).</w:t>
+          <w:sz w:val="24"/>
+          <w:szCs w:val="24"/>
+        </w:rPr>
+      </w:pPr>
+      <w:r>
+        <w:rPr>
+          <w:sz w:val="24"/>
+          <w:szCs w:val="24"/>
+        </w:rPr>
+        <w:t>• Power BI and Tableau dashboards for performance tracking</w:t>
       </w:r>
     </w:p>
     <w:p>
       <w:pPr>
         <w:pStyle w:val="ListParagraph"/>
-        <w:numPr>
-          <w:ilvl w:val="0"/>
-          <w:numId w:val="27"/>
-        </w:numPr>
         <w:spacing w:line="276" w:lineRule="auto"/>
+        <w:ind w:left="720"/>
         <w:contextualSpacing/>
         <w:rPr>
           <w:sz w:val="24"/>
@@ -1610,7 +1155,283 @@
           <w:sz w:val="24"/>
           <w:szCs w:val="24"/>
         </w:rPr>
-        <w:t>Presented findings and recommendations to stakeholders.</w:t>
+        <w:t>• SQL for data extraction and reporting</w:t>
+      </w:r>
+    </w:p>
+    <w:p>
+      <w:pPr>
+        <w:pStyle w:val="ListParagraph"/>
+        <w:spacing w:line="276" w:lineRule="auto"/>
+        <w:ind w:left="720"/>
+        <w:contextualSpacing/>
+        <w:rPr>
+          <w:sz w:val="24"/>
+          <w:szCs w:val="24"/>
+        </w:rPr>
+      </w:pPr>
+      <w:r>
+        <w:rPr>
+          <w:sz w:val="24"/>
+          <w:szCs w:val="24"/>
+        </w:rPr>
+        <w:t>• Excel (Pivot Tables, VLOOKUP, data cleaning, reporting)</w:t>
+      </w:r>
+    </w:p>
+    <w:p>
+      <w:pPr>
+        <w:pStyle w:val="ListParagraph"/>
+        <w:spacing w:line="276" w:lineRule="auto"/>
+        <w:ind w:left="720"/>
+        <w:contextualSpacing/>
+        <w:rPr>
+          <w:sz w:val="24"/>
+          <w:szCs w:val="24"/>
+        </w:rPr>
+      </w:pPr>
+      <w:r>
+        <w:rPr>
+          <w:sz w:val="24"/>
+          <w:szCs w:val="24"/>
+        </w:rPr>
+        <w:t>• Python (Pandas) for analysis and reporting support</w:t>
+      </w:r>
+    </w:p>
+    <w:p>
+      <w:pPr>
+        <w:pStyle w:val="ListParagraph"/>
+        <w:spacing w:line="276" w:lineRule="auto"/>
+        <w:ind w:left="720"/>
+        <w:contextualSpacing/>
+        <w:rPr>
+          <w:sz w:val="24"/>
+          <w:szCs w:val="24"/>
+        </w:rPr>
+      </w:pPr>
+    </w:p>
+    <w:p>
+      <w:pPr>
+        <w:pStyle w:val="ListParagraph"/>
+        <w:spacing w:line="276" w:lineRule="auto"/>
+        <w:ind w:left="720"/>
+        <w:contextualSpacing/>
+        <w:rPr>
+          <w:sz w:val="24"/>
+          <w:szCs w:val="24"/>
+        </w:rPr>
+      </w:pPr>
+      <w:r>
+        <w:rPr>
+          <w:sz w:val="24"/>
+          <w:szCs w:val="24"/>
+        </w:rPr>
+        <w:t>Operations &amp; Process Support</w:t>
+      </w:r>
+    </w:p>
+    <w:p>
+      <w:pPr>
+        <w:pStyle w:val="ListParagraph"/>
+        <w:spacing w:line="276" w:lineRule="auto"/>
+        <w:ind w:left="720"/>
+        <w:contextualSpacing/>
+        <w:rPr>
+          <w:sz w:val="24"/>
+          <w:szCs w:val="24"/>
+        </w:rPr>
+      </w:pPr>
+    </w:p>
+    <w:p>
+      <w:pPr>
+        <w:pStyle w:val="ListParagraph"/>
+        <w:spacing w:line="276" w:lineRule="auto"/>
+        <w:ind w:left="720"/>
+        <w:contextualSpacing/>
+        <w:rPr>
+          <w:sz w:val="24"/>
+          <w:szCs w:val="24"/>
+        </w:rPr>
+      </w:pPr>
+      <w:r>
+        <w:rPr>
+          <w:sz w:val="24"/>
+          <w:szCs w:val="24"/>
+        </w:rPr>
+        <w:t>• Workflow and process improvement using data insights</w:t>
+      </w:r>
+    </w:p>
+    <w:p>
+      <w:pPr>
+        <w:pStyle w:val="ListParagraph"/>
+        <w:spacing w:line="276" w:lineRule="auto"/>
+        <w:ind w:left="720"/>
+        <w:contextualSpacing/>
+        <w:rPr>
+          <w:sz w:val="24"/>
+          <w:szCs w:val="24"/>
+        </w:rPr>
+      </w:pPr>
+      <w:r>
+        <w:rPr>
+          <w:sz w:val="24"/>
+          <w:szCs w:val="24"/>
+        </w:rPr>
+        <w:t>• Operational reporting and performance tracking</w:t>
+      </w:r>
+    </w:p>
+    <w:p>
+      <w:pPr>
+        <w:pStyle w:val="ListParagraph"/>
+        <w:spacing w:line="276" w:lineRule="auto"/>
+        <w:ind w:left="720"/>
+        <w:contextualSpacing/>
+        <w:rPr>
+          <w:sz w:val="24"/>
+          <w:szCs w:val="24"/>
+        </w:rPr>
+      </w:pPr>
+      <w:r>
+        <w:rPr>
+          <w:sz w:val="24"/>
+          <w:szCs w:val="24"/>
+        </w:rPr>
+        <w:t>• Identification of inefficiencies in business processes</w:t>
+      </w:r>
+    </w:p>
+    <w:p>
+      <w:pPr>
+        <w:pStyle w:val="ListParagraph"/>
+        <w:spacing w:line="276" w:lineRule="auto"/>
+        <w:ind w:left="720"/>
+        <w:contextualSpacing/>
+        <w:rPr>
+          <w:sz w:val="24"/>
+          <w:szCs w:val="24"/>
+        </w:rPr>
+      </w:pPr>
+      <w:r>
+        <w:rPr>
+          <w:sz w:val="24"/>
+          <w:szCs w:val="24"/>
+        </w:rPr>
+        <w:t>• Support for cross-functional operational decision-making</w:t>
+      </w:r>
+    </w:p>
+    <w:p>
+      <w:pPr>
+        <w:pStyle w:val="ListParagraph"/>
+        <w:spacing w:line="276" w:lineRule="auto"/>
+        <w:ind w:left="720"/>
+        <w:contextualSpacing/>
+        <w:rPr>
+          <w:sz w:val="24"/>
+          <w:szCs w:val="24"/>
+        </w:rPr>
+      </w:pPr>
+    </w:p>
+    <w:p>
+      <w:pPr>
+        <w:pStyle w:val="ListParagraph"/>
+        <w:spacing w:line="276" w:lineRule="auto"/>
+        <w:ind w:left="720"/>
+        <w:contextualSpacing/>
+        <w:rPr>
+          <w:sz w:val="24"/>
+          <w:szCs w:val="24"/>
+        </w:rPr>
+      </w:pPr>
+      <w:r>
+        <w:rPr>
+          <w:sz w:val="24"/>
+          <w:szCs w:val="24"/>
+        </w:rPr>
+        <w:t>Communication &amp; Collaboration</w:t>
+      </w:r>
+    </w:p>
+    <w:p>
+      <w:pPr>
+        <w:pStyle w:val="ListParagraph"/>
+        <w:spacing w:line="276" w:lineRule="auto"/>
+        <w:ind w:left="720"/>
+        <w:contextualSpacing/>
+        <w:rPr>
+          <w:sz w:val="24"/>
+          <w:szCs w:val="24"/>
+        </w:rPr>
+      </w:pPr>
+    </w:p>
+    <w:p>
+      <w:pPr>
+        <w:pStyle w:val="ListParagraph"/>
+        <w:spacing w:line="276" w:lineRule="auto"/>
+        <w:ind w:left="720"/>
+        <w:contextualSpacing/>
+        <w:rPr>
+          <w:sz w:val="24"/>
+          <w:szCs w:val="24"/>
+        </w:rPr>
+      </w:pPr>
+      <w:r>
+        <w:rPr>
+          <w:sz w:val="24"/>
+          <w:szCs w:val="24"/>
+        </w:rPr>
+        <w:t>• Reporting insights to stakeholders for decision support</w:t>
+      </w:r>
+    </w:p>
+    <w:p>
+      <w:pPr>
+        <w:pStyle w:val="ListParagraph"/>
+        <w:spacing w:line="276" w:lineRule="auto"/>
+        <w:ind w:left="720"/>
+        <w:contextualSpacing/>
+        <w:rPr>
+          <w:sz w:val="24"/>
+          <w:szCs w:val="24"/>
+        </w:rPr>
+      </w:pPr>
+      <w:r>
+        <w:rPr>
+          <w:sz w:val="24"/>
+          <w:szCs w:val="24"/>
+        </w:rPr>
+        <w:t>• Cross-functional collaboration on business requirements</w:t>
+      </w:r>
+    </w:p>
+    <w:p>
+      <w:pPr>
+        <w:pStyle w:val="ListParagraph"/>
+        <w:spacing w:line="276" w:lineRule="auto"/>
+        <w:ind w:left="720"/>
+        <w:contextualSpacing/>
+        <w:rPr>
+          <w:sz w:val="24"/>
+          <w:szCs w:val="24"/>
+        </w:rPr>
+      </w:pPr>
+      <w:r>
+        <w:rPr>
+          <w:sz w:val="24"/>
+          <w:szCs w:val="24"/>
+        </w:rPr>
+        <w:t>• Translating data into clear operational insights</w:t>
+      </w:r>
+    </w:p>
+    <w:p>
+      <w:pPr>
+        <w:pStyle w:val="ListParagraph"/>
+        <w:spacing w:line="276" w:lineRule="auto"/>
+        <w:ind w:left="720"/>
+        <w:contextualSpacing/>
+        <w:rPr>
+          <w:sz w:val="24"/>
+          <w:szCs w:val="24"/>
+        </w:rPr>
+      </w:pPr>
+      <w:r>
+        <w:rPr>
+          <w:sz w:val="24"/>
+          <w:szCs w:val="24"/>
+        </w:rPr>
+        <w:t>• Team-based reporting and documentation tools (GitHub, etc.)</w:t>
       </w:r>
     </w:p>
     <w:p>
@@ -1739,7 +1560,7 @@
 </file>
 
 <file path=word/numbering.xml><?xml version="1.0" encoding="utf-8"?>
-<w:numbering xmlns:wpc="http://schemas.microsoft.com/office/word/2010/wordprocessingCanvas" xmlns:cx="http://schemas.microsoft.com/office/drawing/2014/chartex" xmlns:cx1="http://schemas.microsoft.com/office/drawing/2015/9/8/chartex" xmlns:cx2="http://schemas.microsoft.com/office/drawing/2015/10/21/chartex" xmlns:cx3="http://schemas.microsoft.com/office/drawing/2016/5/9/chartex" xmlns:cx4="http://schemas.microsoft.com/office/drawing/2016/5/10/chartex" xmlns:cx5="http://schemas.microsoft.com/office/drawing/2016/5/11/chartex" xmlns:cx6="http://schemas.microsoft.com/office/drawing/2016/5/12/chartex" xmlns:cx7="http://schemas.microsoft.com/office/drawing/2016/5/13/chartex" xmlns:cx8="http://schemas.microsoft.com/office/drawing/2016/5/14/chartex" xmlns:mc="http://schemas.openxmlformats.org/markup-compatibility/2006" xmlns:aink="http://schemas.microsoft.com/office/drawing/2016/ink" xmlns:am3d="http://schemas.microsoft.com/office/drawing/2017/model3d" xmlns:o="urn:schemas-microsoft-com:office:office" xmlns:oel="http://schemas.microsoft.com/office/2019/extlst" xmlns:r="http://schemas.openxmlformats.org/officeDocument/2006/relationships" xmlns:m="http://schemas.openxmlformats.org/officeDocument/2006/math" xmlns:v="urn:schemas-microsoft-com:vml" xmlns:wp14="http://schemas.microsoft.com/office/word/2010/wordprocessingDrawing" xmlns:wp="http://schemas.openxmlformats.org/drawingml/2006/wordprocessingDrawing" xmlns:w10="urn:schemas-microsoft-com:office:word" xmlns:w="http://schemas.openxmlformats.org/wordprocessingml/2006/main" xmlns:w14="http://schemas.microsoft.com/office/word/2010/wordml" xmlns:w15="http://schemas.microsoft.com/office/word/2012/wordml" xmlns:w16cex="http://schemas.microsoft.com/office/word/2018/wordml/cex" xmlns:w16cid="http://schemas.microsoft.com/office/word/2016/wordml/cid" xmlns:w16="http://schemas.microsoft.com/office/word/2018/wordml" xmlns:w16sdtdh="http://schemas.microsoft.com/office/word/2020/wordml/sdtdatahash" xmlns:w16se="http://schemas.microsoft.com/office/word/2015/wordml/symex" xmlns:wpg="http://schemas.microsoft.com/office/word/2010/wordprocessingGroup" xmlns:wpi="http://schemas.microsoft.com/office/word/2010/wordprocessingInk" xmlns:wne="http://schemas.microsoft.com/office/word/2006/wordml" xmlns:wps="http://schemas.microsoft.com/office/word/2010/wordprocessingShape" mc:Ignorable="w14 w15 w16se w16cid w16 w16cex w16sdtdh wp14">
+<w:numbering xmlns:wpc="http://schemas.microsoft.com/office/word/2010/wordprocessingCanvas" xmlns:cx="http://schemas.microsoft.com/office/drawing/2014/chartex" xmlns:cx1="http://schemas.microsoft.com/office/drawing/2015/9/8/chartex" xmlns:cx2="http://schemas.microsoft.com/office/drawing/2015/10/21/chartex" xmlns:cx3="http://schemas.microsoft.com/office/drawing/2016/5/9/chartex" xmlns:cx4="http://schemas.microsoft.com/office/drawing/2016/5/10/chartex" xmlns:cx5="http://schemas.microsoft.com/office/drawing/2016/5/11/chartex" xmlns:cx6="http://schemas.microsoft.com/office/drawing/2016/5/12/chartex" xmlns:cx7="http://schemas.microsoft.com/office/drawing/2016/5/13/chartex" xmlns:cx8="http://schemas.microsoft.com/office/drawing/2016/5/14/chartex" xmlns:mc="http://schemas.openxmlformats.org/markup-compatibility/2006" xmlns:aink="http://schemas.microsoft.com/office/drawing/2016/ink" xmlns:am3d="http://schemas.microsoft.com/office/drawing/2017/model3d" xmlns:o="urn:schemas-microsoft-com:office:office" xmlns:oel="http://schemas.microsoft.com/office/2019/extlst" xmlns:r="http://schemas.openxmlformats.org/officeDocument/2006/relationships" xmlns:m="http://schemas.openxmlformats.org/officeDocument/2006/math" xmlns:v="urn:schemas-microsoft-com:vml" xmlns:wp14="http://schemas.microsoft.com/office/word/2010/wordprocessingDrawing" xmlns:wp="http://schemas.openxmlformats.org/drawingml/2006/wordprocessingDrawing" xmlns:w10="urn:schemas-microsoft-com:office:word" xmlns:w="http://schemas.openxmlformats.org/wordprocessingml/2006/main" xmlns:w14="http://schemas.microsoft.com/office/word/2010/wordml" xmlns:w15="http://schemas.microsoft.com/office/word/2012/wordml" xmlns:w16cex="http://schemas.microsoft.com/office/word/2018/wordml/cex" xmlns:w16cid="http://schemas.microsoft.com/office/word/2016/wordml/cid" xmlns:w16="http://schemas.microsoft.com/office/word/2018/wordml" xmlns:w16du="http://schemas.microsoft.com/office/word/2023/wordml/word16du" xmlns:w16sdtdh="http://schemas.microsoft.com/office/word/2020/wordml/sdtdatahash" xmlns:w16sdtfl="http://schemas.microsoft.com/office/word/2024/wordml/sdtformatlock" xmlns:w16se="http://schemas.microsoft.com/office/word/2015/wordml/symex" xmlns:wpg="http://schemas.microsoft.com/office/word/2010/wordprocessingGroup" xmlns:wpi="http://schemas.microsoft.com/office/word/2010/wordprocessingInk" xmlns:wne="http://schemas.microsoft.com/office/word/2006/wordml" xmlns:wps="http://schemas.microsoft.com/office/word/2010/wordprocessingShape" mc:Ignorable="w14 w15 w16se w16cid w16 w16cex w16sdtdh w16sdtfl w16du wp14">
   <w:abstractNum w:abstractNumId="0" w15:restartNumberingAfterBreak="0">
     <w:nsid w:val="03410EAE"/>
     <w:multiLevelType w:val="hybridMultilevel"/>
@@ -4416,6 +4237,121 @@
     </w:lvl>
   </w:abstractNum>
   <w:abstractNum w:abstractNumId="23" w15:restartNumberingAfterBreak="0">
+    <w:nsid w:val="4DA03B8F"/>
+    <w:multiLevelType w:val="hybridMultilevel"/>
+    <w:tmpl w:val="16C619B8"/>
+    <w:lvl w:ilvl="0" w:tplc="A3AED25A">
+      <w:start w:val="1"/>
+      <w:numFmt w:val="bullet"/>
+      <w:lvlText w:val=""/>
+      <w:lvlJc w:val="left"/>
+      <w:pPr>
+        <w:ind w:left="720" w:hanging="360"/>
+      </w:pPr>
+      <w:rPr>
+        <w:rFonts w:ascii="Symbol" w:hAnsi="Symbol" w:hint="default"/>
+        <w:sz w:val="20"/>
+        <w:szCs w:val="20"/>
+      </w:rPr>
+    </w:lvl>
+    <w:lvl w:ilvl="1" w:tplc="08090003" w:tentative="1">
+      <w:start w:val="1"/>
+      <w:numFmt w:val="bullet"/>
+      <w:lvlText w:val="o"/>
+      <w:lvlJc w:val="left"/>
+      <w:pPr>
+        <w:ind w:left="1440" w:hanging="360"/>
+      </w:pPr>
+      <w:rPr>
+        <w:rFonts w:ascii="Courier New" w:hAnsi="Courier New" w:cs="Courier New" w:hint="default"/>
+      </w:rPr>
+    </w:lvl>
+    <w:lvl w:ilvl="2" w:tplc="08090005" w:tentative="1">
+      <w:start w:val="1"/>
+      <w:numFmt w:val="bullet"/>
+      <w:lvlText w:val=""/>
+      <w:lvlJc w:val="left"/>
+      <w:pPr>
+        <w:ind w:left="2160" w:hanging="360"/>
+      </w:pPr>
+      <w:rPr>
+        <w:rFonts w:ascii="Wingdings" w:hAnsi="Wingdings" w:hint="default"/>
+      </w:rPr>
+    </w:lvl>
+    <w:lvl w:ilvl="3" w:tplc="08090001" w:tentative="1">
+      <w:start w:val="1"/>
+      <w:numFmt w:val="bullet"/>
+      <w:lvlText w:val=""/>
+      <w:lvlJc w:val="left"/>
+      <w:pPr>
+        <w:ind w:left="2880" w:hanging="360"/>
+      </w:pPr>
+      <w:rPr>
+        <w:rFonts w:ascii="Symbol" w:hAnsi="Symbol" w:hint="default"/>
+      </w:rPr>
+    </w:lvl>
+    <w:lvl w:ilvl="4" w:tplc="08090003" w:tentative="1">
+      <w:start w:val="1"/>
+      <w:numFmt w:val="bullet"/>
+      <w:lvlText w:val="o"/>
+      <w:lvlJc w:val="left"/>
+      <w:pPr>
+        <w:ind w:left="3600" w:hanging="360"/>
+      </w:pPr>
+      <w:rPr>
+        <w:rFonts w:ascii="Courier New" w:hAnsi="Courier New" w:cs="Courier New" w:hint="default"/>
+      </w:rPr>
+    </w:lvl>
+    <w:lvl w:ilvl="5" w:tplc="08090005" w:tentative="1">
+      <w:start w:val="1"/>
+      <w:numFmt w:val="bullet"/>
+      <w:lvlText w:val=""/>
+      <w:lvlJc w:val="left"/>
+      <w:pPr>
+        <w:ind w:left="4320" w:hanging="360"/>
+      </w:pPr>
+      <w:rPr>
+        <w:rFonts w:ascii="Wingdings" w:hAnsi="Wingdings" w:hint="default"/>
+      </w:rPr>
+    </w:lvl>
+    <w:lvl w:ilvl="6" w:tplc="08090001" w:tentative="1">
+      <w:start w:val="1"/>
+      <w:numFmt w:val="bullet"/>
+      <w:lvlText w:val=""/>
+      <w:lvlJc w:val="left"/>
+      <w:pPr>
+        <w:ind w:left="5040" w:hanging="360"/>
+      </w:pPr>
+      <w:rPr>
+        <w:rFonts w:ascii="Symbol" w:hAnsi="Symbol" w:hint="default"/>
+      </w:rPr>
+    </w:lvl>
+    <w:lvl w:ilvl="7" w:tplc="08090003" w:tentative="1">
+      <w:start w:val="1"/>
+      <w:numFmt w:val="bullet"/>
+      <w:lvlText w:val="o"/>
+      <w:lvlJc w:val="left"/>
+      <w:pPr>
+        <w:ind w:left="5760" w:hanging="360"/>
+      </w:pPr>
+      <w:rPr>
+        <w:rFonts w:ascii="Courier New" w:hAnsi="Courier New" w:cs="Courier New" w:hint="default"/>
+      </w:rPr>
+    </w:lvl>
+    <w:lvl w:ilvl="8" w:tplc="08090005" w:tentative="1">
+      <w:start w:val="1"/>
+      <w:numFmt w:val="bullet"/>
+      <w:lvlText w:val=""/>
+      <w:lvlJc w:val="left"/>
+      <w:pPr>
+        <w:ind w:left="6480" w:hanging="360"/>
+      </w:pPr>
+      <w:rPr>
+        <w:rFonts w:ascii="Wingdings" w:hAnsi="Wingdings" w:hint="default"/>
+      </w:rPr>
+    </w:lvl>
+  </w:abstractNum>
+  <w:abstractNum w:abstractNumId="24" w15:restartNumberingAfterBreak="0">
     <w:nsid w:val="4E6A79DE"/>
     <w:multiLevelType w:val="hybridMultilevel"/>
     <w:tmpl w:val="64F6B98C"/>
@@ -4530,7 +4466,7 @@
       </w:rPr>
     </w:lvl>
   </w:abstractNum>
-  <w:abstractNum w:abstractNumId="24" w15:restartNumberingAfterBreak="0">
+  <w:abstractNum w:abstractNumId="25" w15:restartNumberingAfterBreak="0">
     <w:nsid w:val="5163051C"/>
     <w:multiLevelType w:val="hybridMultilevel"/>
     <w:tmpl w:val="1B56205A"/>
@@ -4645,7 +4581,122 @@
       </w:rPr>
     </w:lvl>
   </w:abstractNum>
-  <w:abstractNum w:abstractNumId="25" w15:restartNumberingAfterBreak="0">
+  <w:abstractNum w:abstractNumId="26" w15:restartNumberingAfterBreak="0">
+    <w:nsid w:val="5201479F"/>
+    <w:multiLevelType w:val="hybridMultilevel"/>
+    <w:tmpl w:val="D1067C0A"/>
+    <w:lvl w:ilvl="0" w:tplc="A3AED25A">
+      <w:start w:val="1"/>
+      <w:numFmt w:val="bullet"/>
+      <w:lvlText w:val=""/>
+      <w:lvlJc w:val="left"/>
+      <w:pPr>
+        <w:ind w:left="720" w:hanging="360"/>
+      </w:pPr>
+      <w:rPr>
+        <w:rFonts w:ascii="Symbol" w:hAnsi="Symbol" w:hint="default"/>
+        <w:sz w:val="20"/>
+        <w:szCs w:val="20"/>
+      </w:rPr>
+    </w:lvl>
+    <w:lvl w:ilvl="1" w:tplc="08090003" w:tentative="1">
+      <w:start w:val="1"/>
+      <w:numFmt w:val="bullet"/>
+      <w:lvlText w:val="o"/>
+      <w:lvlJc w:val="left"/>
+      <w:pPr>
+        <w:ind w:left="1440" w:hanging="360"/>
+      </w:pPr>
+      <w:rPr>
+        <w:rFonts w:ascii="Courier New" w:hAnsi="Courier New" w:cs="Courier New" w:hint="default"/>
+      </w:rPr>
+    </w:lvl>
+    <w:lvl w:ilvl="2" w:tplc="08090005" w:tentative="1">
+      <w:start w:val="1"/>
+      <w:numFmt w:val="bullet"/>
+      <w:lvlText w:val=""/>
+      <w:lvlJc w:val="left"/>
+      <w:pPr>
+        <w:ind w:left="2160" w:hanging="360"/>
+      </w:pPr>
+      <w:rPr>
+        <w:rFonts w:ascii="Wingdings" w:hAnsi="Wingdings" w:hint="default"/>
+      </w:rPr>
+    </w:lvl>
+    <w:lvl w:ilvl="3" w:tplc="08090001" w:tentative="1">
+      <w:start w:val="1"/>
+      <w:numFmt w:val="bullet"/>
+      <w:lvlText w:val=""/>
+      <w:lvlJc w:val="left"/>
+      <w:pPr>
+        <w:ind w:left="2880" w:hanging="360"/>
+      </w:pPr>
+      <w:rPr>
+        <w:rFonts w:ascii="Symbol" w:hAnsi="Symbol" w:hint="default"/>
+      </w:rPr>
+    </w:lvl>
+    <w:lvl w:ilvl="4" w:tplc="08090003" w:tentative="1">
+      <w:start w:val="1"/>
+      <w:numFmt w:val="bullet"/>
+      <w:lvlText w:val="o"/>
+      <w:lvlJc w:val="left"/>
+      <w:pPr>
+        <w:ind w:left="3600" w:hanging="360"/>
+      </w:pPr>
+      <w:rPr>
+        <w:rFonts w:ascii="Courier New" w:hAnsi="Courier New" w:cs="Courier New" w:hint="default"/>
+      </w:rPr>
+    </w:lvl>
+    <w:lvl w:ilvl="5" w:tplc="08090005" w:tentative="1">
+      <w:start w:val="1"/>
+      <w:numFmt w:val="bullet"/>
+      <w:lvlText w:val=""/>
+      <w:lvlJc w:val="left"/>
+      <w:pPr>
+        <w:ind w:left="4320" w:hanging="360"/>
+      </w:pPr>
+      <w:rPr>
+        <w:rFonts w:ascii="Wingdings" w:hAnsi="Wingdings" w:hint="default"/>
+      </w:rPr>
+    </w:lvl>
+    <w:lvl w:ilvl="6" w:tplc="08090001" w:tentative="1">
+      <w:start w:val="1"/>
+      <w:numFmt w:val="bullet"/>
+      <w:lvlText w:val=""/>
+      <w:lvlJc w:val="left"/>
+      <w:pPr>
+        <w:ind w:left="5040" w:hanging="360"/>
+      </w:pPr>
+      <w:rPr>
+        <w:rFonts w:ascii="Symbol" w:hAnsi="Symbol" w:hint="default"/>
+      </w:rPr>
+    </w:lvl>
+    <w:lvl w:ilvl="7" w:tplc="08090003" w:tentative="1">
+      <w:start w:val="1"/>
+      <w:numFmt w:val="bullet"/>
+      <w:lvlText w:val="o"/>
+      <w:lvlJc w:val="left"/>
+      <w:pPr>
+        <w:ind w:left="5760" w:hanging="360"/>
+      </w:pPr>
+      <w:rPr>
+        <w:rFonts w:ascii="Courier New" w:hAnsi="Courier New" w:cs="Courier New" w:hint="default"/>
+      </w:rPr>
+    </w:lvl>
+    <w:lvl w:ilvl="8" w:tplc="08090005" w:tentative="1">
+      <w:start w:val="1"/>
+      <w:numFmt w:val="bullet"/>
+      <w:lvlText w:val=""/>
+      <w:lvlJc w:val="left"/>
+      <w:pPr>
+        <w:ind w:left="6480" w:hanging="360"/>
+      </w:pPr>
+      <w:rPr>
+        <w:rFonts w:ascii="Wingdings" w:hAnsi="Wingdings" w:hint="default"/>
+      </w:rPr>
+    </w:lvl>
+  </w:abstractNum>
+  <w:abstractNum w:abstractNumId="27" w15:restartNumberingAfterBreak="0">
     <w:nsid w:val="5D6E1DB2"/>
     <w:multiLevelType w:val="hybridMultilevel"/>
     <w:tmpl w:val="6F6849AC"/>
@@ -4760,7 +4811,7 @@
       </w:rPr>
     </w:lvl>
   </w:abstractNum>
-  <w:abstractNum w:abstractNumId="26" w15:restartNumberingAfterBreak="0">
+  <w:abstractNum w:abstractNumId="28" w15:restartNumberingAfterBreak="0">
     <w:nsid w:val="60F02734"/>
     <w:multiLevelType w:val="hybridMultilevel"/>
     <w:tmpl w:val="FBFC9BF2"/>
@@ -4875,7 +4926,7 @@
       </w:rPr>
     </w:lvl>
   </w:abstractNum>
-  <w:abstractNum w:abstractNumId="27" w15:restartNumberingAfterBreak="0">
+  <w:abstractNum w:abstractNumId="29" w15:restartNumberingAfterBreak="0">
     <w:nsid w:val="654C606E"/>
     <w:multiLevelType w:val="hybridMultilevel"/>
     <w:tmpl w:val="3D86A57C"/>
@@ -4990,7 +5041,7 @@
       </w:rPr>
     </w:lvl>
   </w:abstractNum>
-  <w:abstractNum w:abstractNumId="28" w15:restartNumberingAfterBreak="0">
+  <w:abstractNum w:abstractNumId="30" w15:restartNumberingAfterBreak="0">
     <w:nsid w:val="65F65952"/>
     <w:multiLevelType w:val="hybridMultilevel"/>
     <w:tmpl w:val="74821A3A"/>
@@ -5105,7 +5156,7 @@
       </w:rPr>
     </w:lvl>
   </w:abstractNum>
-  <w:abstractNum w:abstractNumId="29" w15:restartNumberingAfterBreak="0">
+  <w:abstractNum w:abstractNumId="31" w15:restartNumberingAfterBreak="0">
     <w:nsid w:val="65F8217D"/>
     <w:multiLevelType w:val="hybridMultilevel"/>
     <w:tmpl w:val="9D7E6326"/>
@@ -5220,7 +5271,7 @@
       </w:rPr>
     </w:lvl>
   </w:abstractNum>
-  <w:abstractNum w:abstractNumId="30" w15:restartNumberingAfterBreak="0">
+  <w:abstractNum w:abstractNumId="32" w15:restartNumberingAfterBreak="0">
     <w:nsid w:val="69BC2089"/>
     <w:multiLevelType w:val="hybridMultilevel"/>
     <w:tmpl w:val="D99A7BDA"/>
@@ -5335,7 +5386,7 @@
       </w:rPr>
     </w:lvl>
   </w:abstractNum>
-  <w:abstractNum w:abstractNumId="31" w15:restartNumberingAfterBreak="0">
+  <w:abstractNum w:abstractNumId="33" w15:restartNumberingAfterBreak="0">
     <w:nsid w:val="6DBC0EB9"/>
     <w:multiLevelType w:val="hybridMultilevel"/>
     <w:tmpl w:val="511866D6"/>
@@ -5450,7 +5501,7 @@
       </w:rPr>
     </w:lvl>
   </w:abstractNum>
-  <w:abstractNum w:abstractNumId="32" w15:restartNumberingAfterBreak="0">
+  <w:abstractNum w:abstractNumId="34" w15:restartNumberingAfterBreak="0">
     <w:nsid w:val="6E62699D"/>
     <w:multiLevelType w:val="hybridMultilevel"/>
     <w:tmpl w:val="5DDA0484"/>
@@ -5565,23 +5616,138 @@
       </w:rPr>
     </w:lvl>
   </w:abstractNum>
+  <w:abstractNum w:abstractNumId="35" w15:restartNumberingAfterBreak="0">
+    <w:nsid w:val="7A642561"/>
+    <w:multiLevelType w:val="hybridMultilevel"/>
+    <w:tmpl w:val="69C06632"/>
+    <w:lvl w:ilvl="0" w:tplc="A3AED25A">
+      <w:start w:val="1"/>
+      <w:numFmt w:val="bullet"/>
+      <w:lvlText w:val=""/>
+      <w:lvlJc w:val="left"/>
+      <w:pPr>
+        <w:ind w:left="720" w:hanging="360"/>
+      </w:pPr>
+      <w:rPr>
+        <w:rFonts w:ascii="Symbol" w:hAnsi="Symbol" w:hint="default"/>
+        <w:sz w:val="20"/>
+        <w:szCs w:val="20"/>
+      </w:rPr>
+    </w:lvl>
+    <w:lvl w:ilvl="1" w:tplc="08090003" w:tentative="1">
+      <w:start w:val="1"/>
+      <w:numFmt w:val="bullet"/>
+      <w:lvlText w:val="o"/>
+      <w:lvlJc w:val="left"/>
+      <w:pPr>
+        <w:ind w:left="1440" w:hanging="360"/>
+      </w:pPr>
+      <w:rPr>
+        <w:rFonts w:ascii="Courier New" w:hAnsi="Courier New" w:cs="Courier New" w:hint="default"/>
+      </w:rPr>
+    </w:lvl>
+    <w:lvl w:ilvl="2" w:tplc="08090005" w:tentative="1">
+      <w:start w:val="1"/>
+      <w:numFmt w:val="bullet"/>
+      <w:lvlText w:val=""/>
+      <w:lvlJc w:val="left"/>
+      <w:pPr>
+        <w:ind w:left="2160" w:hanging="360"/>
+      </w:pPr>
+      <w:rPr>
+        <w:rFonts w:ascii="Wingdings" w:hAnsi="Wingdings" w:hint="default"/>
+      </w:rPr>
+    </w:lvl>
+    <w:lvl w:ilvl="3" w:tplc="08090001" w:tentative="1">
+      <w:start w:val="1"/>
+      <w:numFmt w:val="bullet"/>
+      <w:lvlText w:val=""/>
+      <w:lvlJc w:val="left"/>
+      <w:pPr>
+        <w:ind w:left="2880" w:hanging="360"/>
+      </w:pPr>
+      <w:rPr>
+        <w:rFonts w:ascii="Symbol" w:hAnsi="Symbol" w:hint="default"/>
+      </w:rPr>
+    </w:lvl>
+    <w:lvl w:ilvl="4" w:tplc="08090003" w:tentative="1">
+      <w:start w:val="1"/>
+      <w:numFmt w:val="bullet"/>
+      <w:lvlText w:val="o"/>
+      <w:lvlJc w:val="left"/>
+      <w:pPr>
+        <w:ind w:left="3600" w:hanging="360"/>
+      </w:pPr>
+      <w:rPr>
+        <w:rFonts w:ascii="Courier New" w:hAnsi="Courier New" w:cs="Courier New" w:hint="default"/>
+      </w:rPr>
+    </w:lvl>
+    <w:lvl w:ilvl="5" w:tplc="08090005" w:tentative="1">
+      <w:start w:val="1"/>
+      <w:numFmt w:val="bullet"/>
+      <w:lvlText w:val=""/>
+      <w:lvlJc w:val="left"/>
+      <w:pPr>
+        <w:ind w:left="4320" w:hanging="360"/>
+      </w:pPr>
+      <w:rPr>
+        <w:rFonts w:ascii="Wingdings" w:hAnsi="Wingdings" w:hint="default"/>
+      </w:rPr>
+    </w:lvl>
+    <w:lvl w:ilvl="6" w:tplc="08090001" w:tentative="1">
+      <w:start w:val="1"/>
+      <w:numFmt w:val="bullet"/>
+      <w:lvlText w:val=""/>
+      <w:lvlJc w:val="left"/>
+      <w:pPr>
+        <w:ind w:left="5040" w:hanging="360"/>
+      </w:pPr>
+      <w:rPr>
+        <w:rFonts w:ascii="Symbol" w:hAnsi="Symbol" w:hint="default"/>
+      </w:rPr>
+    </w:lvl>
+    <w:lvl w:ilvl="7" w:tplc="08090003" w:tentative="1">
+      <w:start w:val="1"/>
+      <w:numFmt w:val="bullet"/>
+      <w:lvlText w:val="o"/>
+      <w:lvlJc w:val="left"/>
+      <w:pPr>
+        <w:ind w:left="5760" w:hanging="360"/>
+      </w:pPr>
+      <w:rPr>
+        <w:rFonts w:ascii="Courier New" w:hAnsi="Courier New" w:cs="Courier New" w:hint="default"/>
+      </w:rPr>
+    </w:lvl>
+    <w:lvl w:ilvl="8" w:tplc="08090005" w:tentative="1">
+      <w:start w:val="1"/>
+      <w:numFmt w:val="bullet"/>
+      <w:lvlText w:val=""/>
+      <w:lvlJc w:val="left"/>
+      <w:pPr>
+        <w:ind w:left="6480" w:hanging="360"/>
+      </w:pPr>
+      <w:rPr>
+        <w:rFonts w:ascii="Wingdings" w:hAnsi="Wingdings" w:hint="default"/>
+      </w:rPr>
+    </w:lvl>
+  </w:abstractNum>
   <w:num w:numId="1" w16cid:durableId="1178615397">
-    <w:abstractNumId w:val="29"/>
+    <w:abstractNumId w:val="31"/>
   </w:num>
   <w:num w:numId="2" w16cid:durableId="915699957">
     <w:abstractNumId w:val="13"/>
   </w:num>
   <w:num w:numId="3" w16cid:durableId="1547448551">
-    <w:abstractNumId w:val="24"/>
+    <w:abstractNumId w:val="25"/>
   </w:num>
   <w:num w:numId="4" w16cid:durableId="246808714">
-    <w:abstractNumId w:val="30"/>
+    <w:abstractNumId w:val="32"/>
   </w:num>
   <w:num w:numId="5" w16cid:durableId="1117527700">
     <w:abstractNumId w:val="22"/>
   </w:num>
   <w:num w:numId="6" w16cid:durableId="423575201">
-    <w:abstractNumId w:val="31"/>
+    <w:abstractNumId w:val="33"/>
   </w:num>
   <w:num w:numId="7" w16cid:durableId="1237938804">
     <w:abstractNumId w:val="8"/>
@@ -5602,7 +5768,7 @@
     <w:abstractNumId w:val="20"/>
   </w:num>
   <w:num w:numId="13" w16cid:durableId="1872449563">
-    <w:abstractNumId w:val="27"/>
+    <w:abstractNumId w:val="29"/>
   </w:num>
   <w:num w:numId="14" w16cid:durableId="727535187">
     <w:abstractNumId w:val="0"/>
@@ -5614,13 +5780,13 @@
     <w:abstractNumId w:val="12"/>
   </w:num>
   <w:num w:numId="17" w16cid:durableId="2007635207">
-    <w:abstractNumId w:val="26"/>
+    <w:abstractNumId w:val="28"/>
   </w:num>
   <w:num w:numId="18" w16cid:durableId="1847597942">
     <w:abstractNumId w:val="17"/>
   </w:num>
   <w:num w:numId="19" w16cid:durableId="758254975">
-    <w:abstractNumId w:val="32"/>
+    <w:abstractNumId w:val="34"/>
   </w:num>
   <w:num w:numId="20" w16cid:durableId="930545681">
     <w:abstractNumId w:val="19"/>
@@ -5644,13 +5810,13 @@
     <w:abstractNumId w:val="18"/>
   </w:num>
   <w:num w:numId="27" w16cid:durableId="564294635">
-    <w:abstractNumId w:val="23"/>
+    <w:abstractNumId w:val="24"/>
   </w:num>
   <w:num w:numId="28" w16cid:durableId="1774284036">
     <w:abstractNumId w:val="4"/>
   </w:num>
   <w:num w:numId="29" w16cid:durableId="1443914934">
-    <w:abstractNumId w:val="28"/>
+    <w:abstractNumId w:val="30"/>
   </w:num>
   <w:num w:numId="30" w16cid:durableId="1350520319">
     <w:abstractNumId w:val="3"/>
@@ -5659,16 +5825,25 @@
     <w:abstractNumId w:val="6"/>
   </w:num>
   <w:num w:numId="32" w16cid:durableId="261184960">
-    <w:abstractNumId w:val="25"/>
+    <w:abstractNumId w:val="27"/>
   </w:num>
   <w:num w:numId="33" w16cid:durableId="14381880">
     <w:abstractNumId w:val="1"/>
+  </w:num>
+  <w:num w:numId="34" w16cid:durableId="862941374">
+    <w:abstractNumId w:val="35"/>
+  </w:num>
+  <w:num w:numId="35" w16cid:durableId="1137449390">
+    <w:abstractNumId w:val="23"/>
+  </w:num>
+  <w:num w:numId="36" w16cid:durableId="1710760019">
+    <w:abstractNumId w:val="26"/>
   </w:num>
 </w:numbering>
 </file>
 
 <file path=word/styles.xml><?xml version="1.0" encoding="utf-8"?>
-<w:styles xmlns:mc="http://schemas.openxmlformats.org/markup-compatibility/2006" xmlns:r="http://schemas.openxmlformats.org/officeDocument/2006/relationships" xmlns:w="http://schemas.openxmlformats.org/wordprocessingml/2006/main" xmlns:w14="http://schemas.microsoft.com/office/word/2010/wordml" xmlns:w15="http://schemas.microsoft.com/office/word/2012/wordml" xmlns:w16cex="http://schemas.microsoft.com/office/word/2018/wordml/cex" xmlns:w16cid="http://schemas.microsoft.com/office/word/2016/wordml/cid" xmlns:w16="http://schemas.microsoft.com/office/word/2018/wordml" xmlns:w16sdtdh="http://schemas.microsoft.com/office/word/2020/wordml/sdtdatahash" xmlns:w16se="http://schemas.microsoft.com/office/word/2015/wordml/symex" mc:Ignorable="w14 w15 w16se w16cid w16 w16cex w16sdtdh">
+<w:styles xmlns:mc="http://schemas.openxmlformats.org/markup-compatibility/2006" xmlns:r="http://schemas.openxmlformats.org/officeDocument/2006/relationships" xmlns:w="http://schemas.openxmlformats.org/wordprocessingml/2006/main" xmlns:w14="http://schemas.microsoft.com/office/word/2010/wordml" xmlns:w15="http://schemas.microsoft.com/office/word/2012/wordml" xmlns:w16cex="http://schemas.microsoft.com/office/word/2018/wordml/cex" xmlns:w16cid="http://schemas.microsoft.com/office/word/2016/wordml/cid" xmlns:w16="http://schemas.microsoft.com/office/word/2018/wordml" xmlns:w16du="http://schemas.microsoft.com/office/word/2023/wordml/word16du" xmlns:w16sdtdh="http://schemas.microsoft.com/office/word/2020/wordml/sdtdatahash" xmlns:w16sdtfl="http://schemas.microsoft.com/office/word/2024/wordml/sdtformatlock" xmlns:w16se="http://schemas.microsoft.com/office/word/2015/wordml/symex" mc:Ignorable="w14 w15 w16se w16cid w16 w16cex w16sdtdh w16sdtfl w16du">
   <w:docDefaults>
     <w:rPrDefault>
       <w:rPr>
